--- a/01_Module Content/Module 2 – Phishing and Social Engineering.docx
+++ b/01_Module Content/Module 2 – Phishing and Social Engineering.docx
@@ -8,11 +8,17 @@
         <w:jc w:val="both"/>
         <w:rPr>
           <w:rFonts w:ascii="Times New Roman" w:hAnsi="Times New Roman" w:cs="Times New Roman"/>
-        </w:rPr>
-      </w:pPr>
-      <w:r>
-        <w:rPr>
-          <w:rFonts w:ascii="Times New Roman" w:hAnsi="Times New Roman" w:cs="Times New Roman"/>
+          <w:color w:val="000000" w:themeColor="text1"/>
+          <w:sz w:val="32"/>
+          <w:szCs w:val="32"/>
+        </w:rPr>
+      </w:pPr>
+      <w:r>
+        <w:rPr>
+          <w:rFonts w:ascii="Times New Roman" w:hAnsi="Times New Roman" w:cs="Times New Roman"/>
+          <w:color w:val="000000" w:themeColor="text1"/>
+          <w:sz w:val="32"/>
+          <w:szCs w:val="32"/>
         </w:rPr>
         <w:t>Module 2 Phishing and Social Engineering</w:t>
       </w:r>
@@ -22,11 +28,17 @@
         <w:jc w:val="both"/>
         <w:rPr>
           <w:rFonts w:ascii="Times New Roman" w:hAnsi="Times New Roman" w:cs="Times New Roman"/>
-        </w:rPr>
-      </w:pPr>
-      <w:r>
-        <w:rPr>
-          <w:rFonts w:ascii="Times New Roman" w:hAnsi="Times New Roman" w:cs="Times New Roman"/>
+          <w:color w:val="000000" w:themeColor="text1"/>
+          <w:sz w:val="24"/>
+          <w:szCs w:val="24"/>
+        </w:rPr>
+      </w:pPr>
+      <w:r>
+        <w:rPr>
+          <w:rFonts w:ascii="Times New Roman" w:hAnsi="Times New Roman" w:cs="Times New Roman"/>
+          <w:color w:val="000000" w:themeColor="text1"/>
+          <w:sz w:val="24"/>
+          <w:szCs w:val="24"/>
         </w:rPr>
         <w:t>Employee learning module for the Cybersecurity Education and Awareness Training Application</w:t>
       </w:r>
@@ -37,35 +49,60 @@
         <w:jc w:val="both"/>
         <w:rPr>
           <w:rFonts w:ascii="Times New Roman" w:hAnsi="Times New Roman" w:cs="Times New Roman"/>
-        </w:rPr>
-      </w:pPr>
-      <w:r>
-        <w:rPr>
-          <w:rFonts w:ascii="Times New Roman" w:hAnsi="Times New Roman" w:cs="Times New Roman"/>
+          <w:color w:val="000000" w:themeColor="text1"/>
+          <w:sz w:val="32"/>
+          <w:szCs w:val="32"/>
+        </w:rPr>
+      </w:pPr>
+      <w:r>
+        <w:rPr>
+          <w:rFonts w:ascii="Times New Roman" w:hAnsi="Times New Roman" w:cs="Times New Roman"/>
+          <w:color w:val="000000" w:themeColor="text1"/>
+          <w:sz w:val="32"/>
+          <w:szCs w:val="32"/>
         </w:rPr>
         <w:t>Module purpose</w:t>
       </w:r>
     </w:p>
     <w:p>
       <w:pPr>
-        <w:jc w:val="both"/>
-        <w:rPr>
-          <w:rFonts w:ascii="Times New Roman" w:hAnsi="Times New Roman" w:cs="Times New Roman"/>
-        </w:rPr>
-      </w:pPr>
-      <w:proofErr w:type="spellStart"/>
-      <w:r>
-        <w:rPr>
-          <w:rFonts w:ascii="Times New Roman" w:hAnsi="Times New Roman" w:cs="Times New Roman"/>
-        </w:rPr>
-        <w:t>Recognise</w:t>
-      </w:r>
-      <w:proofErr w:type="spellEnd"/>
-      <w:r>
-        <w:rPr>
-          <w:rFonts w:ascii="Times New Roman" w:hAnsi="Times New Roman" w:cs="Times New Roman"/>
-        </w:rPr>
-        <w:t xml:space="preserve"> deceptive messages and social pressure, verify requests and report suspected scams before they cause harm.</w:t>
+        <w:spacing w:after="70"/>
+        <w:jc w:val="both"/>
+        <w:rPr>
+          <w:rFonts w:ascii="Times New Roman" w:hAnsi="Times New Roman" w:cs="Times New Roman"/>
+          <w:color w:val="000000" w:themeColor="text1"/>
+          <w:sz w:val="24"/>
+          <w:szCs w:val="24"/>
+        </w:rPr>
+      </w:pPr>
+      <w:r>
+        <w:rPr>
+          <w:rFonts w:ascii="Times New Roman" w:hAnsi="Times New Roman" w:cs="Times New Roman"/>
+          <w:color w:val="000000" w:themeColor="text1"/>
+          <w:sz w:val="24"/>
+          <w:szCs w:val="24"/>
+        </w:rPr>
+        <w:t xml:space="preserve">This module helps employees handle messages and requests that may </w:t>
+      </w:r>
+      <w:proofErr w:type="gramStart"/>
+      <w:r>
+        <w:rPr>
+          <w:rFonts w:ascii="Times New Roman" w:hAnsi="Times New Roman" w:cs="Times New Roman"/>
+          <w:color w:val="000000" w:themeColor="text1"/>
+          <w:sz w:val="24"/>
+          <w:szCs w:val="24"/>
+        </w:rPr>
+        <w:t>be trying</w:t>
+      </w:r>
+      <w:proofErr w:type="gramEnd"/>
+      <w:r>
+        <w:rPr>
+          <w:rFonts w:ascii="Times New Roman" w:hAnsi="Times New Roman" w:cs="Times New Roman"/>
+          <w:color w:val="000000" w:themeColor="text1"/>
+          <w:sz w:val="24"/>
+          <w:szCs w:val="24"/>
+        </w:rPr>
+        <w:t xml:space="preserve"> to trick or pressure them. It covers how to spot common warning signs, check a request safely and report a concern. The aim is to help people pause and make a safe choice during normal work, whether the request arrives by email, text, phone or chat.</w:t>
       </w:r>
     </w:p>
     <w:p>
@@ -74,55 +111,58 @@
         <w:jc w:val="both"/>
         <w:rPr>
           <w:rFonts w:ascii="Times New Roman" w:hAnsi="Times New Roman" w:cs="Times New Roman"/>
-        </w:rPr>
-      </w:pPr>
-      <w:r>
-        <w:rPr>
-          <w:rFonts w:ascii="Times New Roman" w:hAnsi="Times New Roman" w:cs="Times New Roman"/>
-        </w:rPr>
-        <w:t>Why the module is important</w:t>
-      </w:r>
-    </w:p>
-    <w:p>
-      <w:pPr>
-        <w:jc w:val="both"/>
-        <w:rPr>
-          <w:rFonts w:ascii="Times New Roman" w:hAnsi="Times New Roman" w:cs="Times New Roman"/>
-        </w:rPr>
-      </w:pPr>
-      <w:r>
-        <w:rPr>
-          <w:rFonts w:ascii="Times New Roman" w:hAnsi="Times New Roman" w:cs="Times New Roman"/>
-        </w:rPr>
-        <w:t xml:space="preserve">Employees make decisions about phishing and social engineering during ordinary work. A short pause, a verified request and timely reporting can prevent a small warning from becoming a business incident. This module connects practical </w:t>
-      </w:r>
-      <w:proofErr w:type="spellStart"/>
-      <w:r>
-        <w:rPr>
-          <w:rFonts w:ascii="Times New Roman" w:hAnsi="Times New Roman" w:cs="Times New Roman"/>
-        </w:rPr>
-        <w:t>behaviour</w:t>
-      </w:r>
-      <w:proofErr w:type="spellEnd"/>
-      <w:r>
-        <w:rPr>
-          <w:rFonts w:ascii="Times New Roman" w:hAnsi="Times New Roman" w:cs="Times New Roman"/>
-        </w:rPr>
-        <w:t xml:space="preserve"> with the protection of people, information, services and </w:t>
-      </w:r>
-      <w:proofErr w:type="spellStart"/>
-      <w:r>
-        <w:rPr>
-          <w:rFonts w:ascii="Times New Roman" w:hAnsi="Times New Roman" w:cs="Times New Roman"/>
-        </w:rPr>
-        <w:t>organisational</w:t>
-      </w:r>
-      <w:proofErr w:type="spellEnd"/>
-      <w:r>
-        <w:rPr>
-          <w:rFonts w:ascii="Times New Roman" w:hAnsi="Times New Roman" w:cs="Times New Roman"/>
-        </w:rPr>
-        <w:t xml:space="preserve"> trust.</w:t>
+          <w:color w:val="000000" w:themeColor="text1"/>
+          <w:sz w:val="32"/>
+          <w:szCs w:val="32"/>
+        </w:rPr>
+      </w:pPr>
+      <w:r>
+        <w:rPr>
+          <w:rFonts w:ascii="Times New Roman" w:hAnsi="Times New Roman" w:cs="Times New Roman"/>
+          <w:color w:val="000000" w:themeColor="text1"/>
+          <w:sz w:val="32"/>
+          <w:szCs w:val="32"/>
+        </w:rPr>
+        <w:t>Why this matters at work</w:t>
+      </w:r>
+    </w:p>
+    <w:p>
+      <w:pPr>
+        <w:spacing w:after="70"/>
+        <w:jc w:val="both"/>
+        <w:rPr>
+          <w:rFonts w:ascii="Times New Roman" w:hAnsi="Times New Roman" w:cs="Times New Roman"/>
+          <w:color w:val="000000" w:themeColor="text1"/>
+          <w:sz w:val="24"/>
+          <w:szCs w:val="24"/>
+        </w:rPr>
+      </w:pPr>
+      <w:r>
+        <w:rPr>
+          <w:rFonts w:ascii="Times New Roman" w:hAnsi="Times New Roman" w:cs="Times New Roman"/>
+          <w:color w:val="000000" w:themeColor="text1"/>
+          <w:sz w:val="24"/>
+          <w:szCs w:val="24"/>
+        </w:rPr>
+        <w:t xml:space="preserve">A convincing message can look routine: an invoice to approve, a document to review or a request from someone who appears to be a manager. If an employee is rushed into sharing a password, opening a harmful file or changing payment details, the effects can reach beyond one inbox. Work may be interrupted, money or information may be lost, and customers or colleagues may be affected. A quick report gives the </w:t>
+      </w:r>
+      <w:r>
+        <w:rPr>
+          <w:rFonts w:ascii="Times New Roman" w:hAnsi="Times New Roman" w:cs="Times New Roman"/>
+          <w:color w:val="000000" w:themeColor="text1"/>
+          <w:sz w:val="24"/>
+          <w:szCs w:val="24"/>
+        </w:rPr>
+        <w:t>organization</w:t>
+      </w:r>
+      <w:r>
+        <w:rPr>
+          <w:rFonts w:ascii="Times New Roman" w:hAnsi="Times New Roman" w:cs="Times New Roman"/>
+          <w:color w:val="000000" w:themeColor="text1"/>
+          <w:sz w:val="24"/>
+          <w:szCs w:val="24"/>
+        </w:rPr>
+        <w:t xml:space="preserve"> more time to respond.</w:t>
       </w:r>
     </w:p>
     <w:p>
@@ -131,13 +171,19 @@
         <w:jc w:val="both"/>
         <w:rPr>
           <w:rFonts w:ascii="Times New Roman" w:hAnsi="Times New Roman" w:cs="Times New Roman"/>
-        </w:rPr>
-      </w:pPr>
-      <w:r>
-        <w:rPr>
-          <w:rFonts w:ascii="Times New Roman" w:hAnsi="Times New Roman" w:cs="Times New Roman"/>
-        </w:rPr>
-        <w:t>Learning outcomes</w:t>
+          <w:color w:val="000000" w:themeColor="text1"/>
+          <w:sz w:val="32"/>
+          <w:szCs w:val="32"/>
+        </w:rPr>
+      </w:pPr>
+      <w:r>
+        <w:rPr>
+          <w:rFonts w:ascii="Times New Roman" w:hAnsi="Times New Roman" w:cs="Times New Roman"/>
+          <w:color w:val="000000" w:themeColor="text1"/>
+          <w:sz w:val="32"/>
+          <w:szCs w:val="32"/>
+        </w:rPr>
+        <w:t>What learners should be able to do</w:t>
       </w:r>
     </w:p>
     <w:p>
@@ -150,13 +196,19 @@
         <w:jc w:val="both"/>
         <w:rPr>
           <w:rFonts w:ascii="Times New Roman" w:hAnsi="Times New Roman" w:cs="Times New Roman"/>
-        </w:rPr>
-      </w:pPr>
-      <w:r>
-        <w:rPr>
-          <w:rFonts w:ascii="Times New Roman" w:hAnsi="Times New Roman" w:cs="Times New Roman"/>
-        </w:rPr>
-        <w:t>Explain the main risks associated with phishing and social engineering.</w:t>
+          <w:color w:val="000000" w:themeColor="text1"/>
+          <w:sz w:val="24"/>
+          <w:szCs w:val="24"/>
+        </w:rPr>
+      </w:pPr>
+      <w:r>
+        <w:rPr>
+          <w:rFonts w:ascii="Times New Roman" w:hAnsi="Times New Roman" w:cs="Times New Roman"/>
+          <w:color w:val="000000" w:themeColor="text1"/>
+          <w:sz w:val="24"/>
+          <w:szCs w:val="24"/>
+        </w:rPr>
+        <w:t>Describe phishing and social engineering in plain language.</w:t>
       </w:r>
     </w:p>
     <w:p>
@@ -169,21 +221,28 @@
         <w:jc w:val="both"/>
         <w:rPr>
           <w:rFonts w:ascii="Times New Roman" w:hAnsi="Times New Roman" w:cs="Times New Roman"/>
-        </w:rPr>
-      </w:pPr>
-      <w:proofErr w:type="spellStart"/>
-      <w:r>
-        <w:rPr>
-          <w:rFonts w:ascii="Times New Roman" w:hAnsi="Times New Roman" w:cs="Times New Roman"/>
-        </w:rPr>
-        <w:t>Recognise</w:t>
-      </w:r>
-      <w:proofErr w:type="spellEnd"/>
-      <w:r>
-        <w:rPr>
-          <w:rFonts w:ascii="Times New Roman" w:hAnsi="Times New Roman" w:cs="Times New Roman"/>
-        </w:rPr>
-        <w:t xml:space="preserve"> warning signs in ordinary workplace situations.</w:t>
+          <w:color w:val="000000" w:themeColor="text1"/>
+          <w:sz w:val="24"/>
+          <w:szCs w:val="24"/>
+        </w:rPr>
+      </w:pPr>
+      <w:r>
+        <w:rPr>
+          <w:rFonts w:ascii="Times New Roman" w:hAnsi="Times New Roman" w:cs="Times New Roman"/>
+          <w:color w:val="000000" w:themeColor="text1"/>
+          <w:sz w:val="24"/>
+          <w:szCs w:val="24"/>
+        </w:rPr>
+        <w:t>Recognize</w:t>
+      </w:r>
+      <w:r>
+        <w:rPr>
+          <w:rFonts w:ascii="Times New Roman" w:hAnsi="Times New Roman" w:cs="Times New Roman"/>
+          <w:color w:val="000000" w:themeColor="text1"/>
+          <w:sz w:val="24"/>
+          <w:szCs w:val="24"/>
+        </w:rPr>
+        <w:t xml:space="preserve"> warning signs in emails, texts, phone calls and workplace chat.</w:t>
       </w:r>
     </w:p>
     <w:p>
@@ -196,13 +255,19 @@
         <w:jc w:val="both"/>
         <w:rPr>
           <w:rFonts w:ascii="Times New Roman" w:hAnsi="Times New Roman" w:cs="Times New Roman"/>
-        </w:rPr>
-      </w:pPr>
-      <w:r>
-        <w:rPr>
-          <w:rFonts w:ascii="Times New Roman" w:hAnsi="Times New Roman" w:cs="Times New Roman"/>
-        </w:rPr>
-        <w:t>Choose a safe employee response using approved processes.</w:t>
+          <w:color w:val="000000" w:themeColor="text1"/>
+          <w:sz w:val="24"/>
+          <w:szCs w:val="24"/>
+        </w:rPr>
+      </w:pPr>
+      <w:r>
+        <w:rPr>
+          <w:rFonts w:ascii="Times New Roman" w:hAnsi="Times New Roman" w:cs="Times New Roman"/>
+          <w:color w:val="000000" w:themeColor="text1"/>
+          <w:sz w:val="24"/>
+          <w:szCs w:val="24"/>
+        </w:rPr>
+        <w:t>Verify unusual requests through a trusted contact method before acting.</w:t>
       </w:r>
     </w:p>
     <w:p>
@@ -215,13 +280,19 @@
         <w:jc w:val="both"/>
         <w:rPr>
           <w:rFonts w:ascii="Times New Roman" w:hAnsi="Times New Roman" w:cs="Times New Roman"/>
-        </w:rPr>
-      </w:pPr>
-      <w:r>
-        <w:rPr>
-          <w:rFonts w:ascii="Times New Roman" w:hAnsi="Times New Roman" w:cs="Times New Roman"/>
-        </w:rPr>
-        <w:t>Explain possible business, privacy and operational impacts.</w:t>
+          <w:color w:val="000000" w:themeColor="text1"/>
+          <w:sz w:val="24"/>
+          <w:szCs w:val="24"/>
+        </w:rPr>
+      </w:pPr>
+      <w:r>
+        <w:rPr>
+          <w:rFonts w:ascii="Times New Roman" w:hAnsi="Times New Roman" w:cs="Times New Roman"/>
+          <w:color w:val="000000" w:themeColor="text1"/>
+          <w:sz w:val="24"/>
+          <w:szCs w:val="24"/>
+        </w:rPr>
+        <w:t>Choose a safe response to suspicious links, attachments and payment changes.</w:t>
       </w:r>
     </w:p>
     <w:p>
@@ -234,13 +305,80 @@
         <w:jc w:val="both"/>
         <w:rPr>
           <w:rFonts w:ascii="Times New Roman" w:hAnsi="Times New Roman" w:cs="Times New Roman"/>
-        </w:rPr>
-      </w:pPr>
-      <w:r>
-        <w:rPr>
-          <w:rFonts w:ascii="Times New Roman" w:hAnsi="Times New Roman" w:cs="Times New Roman"/>
-        </w:rPr>
-        <w:t>Know when and how to ask for help or report a concern.</w:t>
+          <w:color w:val="000000" w:themeColor="text1"/>
+          <w:sz w:val="24"/>
+          <w:szCs w:val="24"/>
+        </w:rPr>
+      </w:pPr>
+      <w:r>
+        <w:rPr>
+          <w:rFonts w:ascii="Times New Roman" w:hAnsi="Times New Roman" w:cs="Times New Roman"/>
+          <w:color w:val="000000" w:themeColor="text1"/>
+          <w:sz w:val="24"/>
+          <w:szCs w:val="24"/>
+        </w:rPr>
+        <w:t xml:space="preserve">Explain how a successful scam could affect people and the </w:t>
+      </w:r>
+      <w:r>
+        <w:rPr>
+          <w:rFonts w:ascii="Times New Roman" w:hAnsi="Times New Roman" w:cs="Times New Roman"/>
+          <w:color w:val="000000" w:themeColor="text1"/>
+          <w:sz w:val="24"/>
+          <w:szCs w:val="24"/>
+        </w:rPr>
+        <w:t>organization</w:t>
+      </w:r>
+      <w:r>
+        <w:rPr>
+          <w:rFonts w:ascii="Times New Roman" w:hAnsi="Times New Roman" w:cs="Times New Roman"/>
+          <w:color w:val="000000" w:themeColor="text1"/>
+          <w:sz w:val="24"/>
+          <w:szCs w:val="24"/>
+        </w:rPr>
+        <w:t>.</w:t>
+      </w:r>
+    </w:p>
+    <w:p>
+      <w:pPr>
+        <w:pStyle w:val="ListBullet"/>
+        <w:tabs>
+          <w:tab w:val="num" w:pos="360"/>
+        </w:tabs>
+        <w:ind w:left="360" w:hanging="360"/>
+        <w:jc w:val="both"/>
+        <w:rPr>
+          <w:rFonts w:ascii="Times New Roman" w:hAnsi="Times New Roman" w:cs="Times New Roman"/>
+          <w:color w:val="000000" w:themeColor="text1"/>
+          <w:sz w:val="24"/>
+          <w:szCs w:val="24"/>
+        </w:rPr>
+      </w:pPr>
+      <w:r>
+        <w:rPr>
+          <w:rFonts w:ascii="Times New Roman" w:hAnsi="Times New Roman" w:cs="Times New Roman"/>
+          <w:color w:val="000000" w:themeColor="text1"/>
+          <w:sz w:val="24"/>
+          <w:szCs w:val="24"/>
+        </w:rPr>
+        <w:t xml:space="preserve">Report a suspicious message or an accidental click promptly using the </w:t>
+      </w:r>
+      <w:r>
+        <w:rPr>
+          <w:rFonts w:ascii="Times New Roman" w:hAnsi="Times New Roman" w:cs="Times New Roman"/>
+          <w:color w:val="000000" w:themeColor="text1"/>
+          <w:sz w:val="24"/>
+          <w:szCs w:val="24"/>
+        </w:rPr>
+        <w:t>organization’s</w:t>
+      </w:r>
+      <w:r>
+        <w:rPr>
+          <w:rFonts w:ascii="Times New Roman" w:hAnsi="Times New Roman" w:cs="Times New Roman"/>
+          <w:color w:val="000000" w:themeColor="text1"/>
+          <w:sz w:val="24"/>
+          <w:szCs w:val="24"/>
+        </w:rPr>
+        <w:t xml:space="preserve"> process.</w:t>
       </w:r>
     </w:p>
     <w:p>
@@ -249,13 +387,1346 @@
         <w:jc w:val="both"/>
         <w:rPr>
           <w:rFonts w:ascii="Times New Roman" w:hAnsi="Times New Roman" w:cs="Times New Roman"/>
-        </w:rPr>
-      </w:pPr>
-      <w:r>
-        <w:rPr>
-          <w:rFonts w:ascii="Times New Roman" w:hAnsi="Times New Roman" w:cs="Times New Roman"/>
+          <w:color w:val="000000" w:themeColor="text1"/>
+          <w:sz w:val="32"/>
+          <w:szCs w:val="32"/>
+        </w:rPr>
+      </w:pPr>
+      <w:r>
+        <w:rPr>
+          <w:rFonts w:ascii="Times New Roman" w:hAnsi="Times New Roman" w:cs="Times New Roman"/>
+          <w:color w:val="000000" w:themeColor="text1"/>
+          <w:sz w:val="32"/>
+          <w:szCs w:val="32"/>
         </w:rPr>
         <w:t>Key terms</w:t>
+      </w:r>
+    </w:p>
+    <w:tbl>
+      <w:tblPr>
+        <w:tblStyle w:val="TableGrid"/>
+        <w:tblW w:w="0" w:type="auto"/>
+        <w:jc w:val="center"/>
+        <w:tblLook w:val="04A0" w:firstRow="1" w:lastRow="0" w:firstColumn="1" w:lastColumn="0" w:noHBand="0" w:noVBand="1"/>
+      </w:tblPr>
+      <w:tblGrid>
+        <w:gridCol w:w="4962"/>
+        <w:gridCol w:w="4964"/>
+      </w:tblGrid>
+      <w:tr>
+        <w:trPr>
+          <w:cantSplit/>
+          <w:tblHeader/>
+          <w:jc w:val="center"/>
+        </w:trPr>
+        <w:tc>
+          <w:tcPr>
+            <w:tcW w:w="4997" w:type="dxa"/>
+            <w:shd w:val="clear" w:color="auto" w:fill="1B496B"/>
+            <w:vAlign w:val="center"/>
+          </w:tcPr>
+          <w:p>
+            <w:pPr>
+              <w:spacing w:after="20"/>
+              <w:jc w:val="both"/>
+              <w:rPr>
+                <w:rFonts w:ascii="Times New Roman" w:hAnsi="Times New Roman" w:cs="Times New Roman"/>
+                <w:color w:val="FFFFFF" w:themeColor="background1"/>
+                <w:sz w:val="24"/>
+                <w:szCs w:val="24"/>
+              </w:rPr>
+            </w:pPr>
+            <w:r>
+              <w:rPr>
+                <w:rFonts w:ascii="Times New Roman" w:hAnsi="Times New Roman" w:cs="Times New Roman"/>
+                <w:b/>
+                <w:color w:val="FFFFFF" w:themeColor="background1"/>
+                <w:sz w:val="24"/>
+                <w:szCs w:val="24"/>
+              </w:rPr>
+              <w:t>Term</w:t>
+            </w:r>
+          </w:p>
+        </w:tc>
+        <w:tc>
+          <w:tcPr>
+            <w:tcW w:w="4997" w:type="dxa"/>
+            <w:shd w:val="clear" w:color="auto" w:fill="1B496B"/>
+            <w:vAlign w:val="center"/>
+          </w:tcPr>
+          <w:p>
+            <w:pPr>
+              <w:spacing w:after="20"/>
+              <w:jc w:val="both"/>
+              <w:rPr>
+                <w:rFonts w:ascii="Times New Roman" w:hAnsi="Times New Roman" w:cs="Times New Roman"/>
+                <w:color w:val="FFFFFF" w:themeColor="background1"/>
+                <w:sz w:val="24"/>
+                <w:szCs w:val="24"/>
+              </w:rPr>
+            </w:pPr>
+            <w:r>
+              <w:rPr>
+                <w:rFonts w:ascii="Times New Roman" w:hAnsi="Times New Roman" w:cs="Times New Roman"/>
+                <w:b/>
+                <w:color w:val="FFFFFF" w:themeColor="background1"/>
+                <w:sz w:val="24"/>
+                <w:szCs w:val="24"/>
+              </w:rPr>
+              <w:t>Plain-language explanation</w:t>
+            </w:r>
+          </w:p>
+        </w:tc>
+      </w:tr>
+      <w:tr>
+        <w:trPr>
+          <w:cantSplit/>
+          <w:jc w:val="center"/>
+        </w:trPr>
+        <w:tc>
+          <w:tcPr>
+            <w:tcW w:w="4997" w:type="dxa"/>
+            <w:shd w:val="clear" w:color="auto" w:fill="EAF1F6"/>
+            <w:vAlign w:val="center"/>
+          </w:tcPr>
+          <w:p>
+            <w:pPr>
+              <w:spacing w:after="20"/>
+              <w:jc w:val="both"/>
+              <w:rPr>
+                <w:rFonts w:ascii="Times New Roman" w:hAnsi="Times New Roman" w:cs="Times New Roman"/>
+                <w:color w:val="000000" w:themeColor="text1"/>
+                <w:sz w:val="24"/>
+                <w:szCs w:val="24"/>
+              </w:rPr>
+            </w:pPr>
+            <w:r>
+              <w:rPr>
+                <w:rFonts w:ascii="Times New Roman" w:hAnsi="Times New Roman" w:cs="Times New Roman"/>
+                <w:color w:val="000000" w:themeColor="text1"/>
+                <w:sz w:val="24"/>
+                <w:szCs w:val="24"/>
+              </w:rPr>
+              <w:t>Phishing</w:t>
+            </w:r>
+          </w:p>
+        </w:tc>
+        <w:tc>
+          <w:tcPr>
+            <w:tcW w:w="4997" w:type="dxa"/>
+            <w:shd w:val="clear" w:color="auto" w:fill="EAF1F6"/>
+            <w:vAlign w:val="center"/>
+          </w:tcPr>
+          <w:p>
+            <w:pPr>
+              <w:spacing w:after="20"/>
+              <w:jc w:val="both"/>
+              <w:rPr>
+                <w:rFonts w:ascii="Times New Roman" w:hAnsi="Times New Roman" w:cs="Times New Roman"/>
+                <w:color w:val="000000" w:themeColor="text1"/>
+                <w:sz w:val="24"/>
+                <w:szCs w:val="24"/>
+              </w:rPr>
+            </w:pPr>
+            <w:r>
+              <w:rPr>
+                <w:rFonts w:ascii="Times New Roman" w:hAnsi="Times New Roman" w:cs="Times New Roman"/>
+                <w:color w:val="000000" w:themeColor="text1"/>
+                <w:sz w:val="24"/>
+                <w:szCs w:val="24"/>
+              </w:rPr>
+              <w:t xml:space="preserve">A deceptive message that pretends to come from a trusted person or </w:t>
+            </w:r>
+            <w:r>
+              <w:rPr>
+                <w:rFonts w:ascii="Times New Roman" w:hAnsi="Times New Roman" w:cs="Times New Roman"/>
+                <w:color w:val="000000" w:themeColor="text1"/>
+                <w:sz w:val="24"/>
+                <w:szCs w:val="24"/>
+              </w:rPr>
+              <w:t>organization</w:t>
+            </w:r>
+            <w:r>
+              <w:rPr>
+                <w:rFonts w:ascii="Times New Roman" w:hAnsi="Times New Roman" w:cs="Times New Roman"/>
+                <w:color w:val="000000" w:themeColor="text1"/>
+                <w:sz w:val="24"/>
+                <w:szCs w:val="24"/>
+              </w:rPr>
+              <w:t xml:space="preserve"> to get information, money or access.</w:t>
+            </w:r>
+          </w:p>
+        </w:tc>
+      </w:tr>
+      <w:tr>
+        <w:trPr>
+          <w:cantSplit/>
+          <w:jc w:val="center"/>
+        </w:trPr>
+        <w:tc>
+          <w:tcPr>
+            <w:tcW w:w="4997" w:type="dxa"/>
+            <w:vAlign w:val="center"/>
+          </w:tcPr>
+          <w:p>
+            <w:pPr>
+              <w:spacing w:after="20"/>
+              <w:jc w:val="both"/>
+              <w:rPr>
+                <w:rFonts w:ascii="Times New Roman" w:hAnsi="Times New Roman" w:cs="Times New Roman"/>
+                <w:color w:val="000000" w:themeColor="text1"/>
+                <w:sz w:val="24"/>
+                <w:szCs w:val="24"/>
+              </w:rPr>
+            </w:pPr>
+            <w:r>
+              <w:rPr>
+                <w:rFonts w:ascii="Times New Roman" w:hAnsi="Times New Roman" w:cs="Times New Roman"/>
+                <w:color w:val="000000" w:themeColor="text1"/>
+                <w:sz w:val="24"/>
+                <w:szCs w:val="24"/>
+              </w:rPr>
+              <w:t>Social engineering</w:t>
+            </w:r>
+          </w:p>
+        </w:tc>
+        <w:tc>
+          <w:tcPr>
+            <w:tcW w:w="4997" w:type="dxa"/>
+            <w:vAlign w:val="center"/>
+          </w:tcPr>
+          <w:p>
+            <w:pPr>
+              <w:spacing w:after="20"/>
+              <w:jc w:val="both"/>
+              <w:rPr>
+                <w:rFonts w:ascii="Times New Roman" w:hAnsi="Times New Roman" w:cs="Times New Roman"/>
+                <w:color w:val="000000" w:themeColor="text1"/>
+                <w:sz w:val="24"/>
+                <w:szCs w:val="24"/>
+              </w:rPr>
+            </w:pPr>
+            <w:r>
+              <w:rPr>
+                <w:rFonts w:ascii="Times New Roman" w:hAnsi="Times New Roman" w:cs="Times New Roman"/>
+                <w:color w:val="000000" w:themeColor="text1"/>
+                <w:sz w:val="24"/>
+                <w:szCs w:val="24"/>
+              </w:rPr>
+              <w:t xml:space="preserve">Using trust, pressure, curiosity or helpfulness to persuade someone to reveal information or take </w:t>
+            </w:r>
+            <w:proofErr w:type="gramStart"/>
+            <w:r>
+              <w:rPr>
+                <w:rFonts w:ascii="Times New Roman" w:hAnsi="Times New Roman" w:cs="Times New Roman"/>
+                <w:color w:val="000000" w:themeColor="text1"/>
+                <w:sz w:val="24"/>
+                <w:szCs w:val="24"/>
+              </w:rPr>
+              <w:t>an unsafe</w:t>
+            </w:r>
+            <w:proofErr w:type="gramEnd"/>
+            <w:r>
+              <w:rPr>
+                <w:rFonts w:ascii="Times New Roman" w:hAnsi="Times New Roman" w:cs="Times New Roman"/>
+                <w:color w:val="000000" w:themeColor="text1"/>
+                <w:sz w:val="24"/>
+                <w:szCs w:val="24"/>
+              </w:rPr>
+              <w:t xml:space="preserve"> action.</w:t>
+            </w:r>
+          </w:p>
+        </w:tc>
+      </w:tr>
+      <w:tr>
+        <w:trPr>
+          <w:cantSplit/>
+          <w:jc w:val="center"/>
+        </w:trPr>
+        <w:tc>
+          <w:tcPr>
+            <w:tcW w:w="4997" w:type="dxa"/>
+            <w:shd w:val="clear" w:color="auto" w:fill="EAF1F6"/>
+            <w:vAlign w:val="center"/>
+          </w:tcPr>
+          <w:p>
+            <w:pPr>
+              <w:spacing w:after="20"/>
+              <w:jc w:val="both"/>
+              <w:rPr>
+                <w:rFonts w:ascii="Times New Roman" w:hAnsi="Times New Roman" w:cs="Times New Roman"/>
+                <w:color w:val="000000" w:themeColor="text1"/>
+                <w:sz w:val="24"/>
+                <w:szCs w:val="24"/>
+              </w:rPr>
+            </w:pPr>
+            <w:r>
+              <w:rPr>
+                <w:rFonts w:ascii="Times New Roman" w:hAnsi="Times New Roman" w:cs="Times New Roman"/>
+                <w:color w:val="000000" w:themeColor="text1"/>
+                <w:sz w:val="24"/>
+                <w:szCs w:val="24"/>
+              </w:rPr>
+              <w:t>Spear phishing</w:t>
+            </w:r>
+          </w:p>
+        </w:tc>
+        <w:tc>
+          <w:tcPr>
+            <w:tcW w:w="4997" w:type="dxa"/>
+            <w:shd w:val="clear" w:color="auto" w:fill="EAF1F6"/>
+            <w:vAlign w:val="center"/>
+          </w:tcPr>
+          <w:p>
+            <w:pPr>
+              <w:spacing w:after="20"/>
+              <w:jc w:val="both"/>
+              <w:rPr>
+                <w:rFonts w:ascii="Times New Roman" w:hAnsi="Times New Roman" w:cs="Times New Roman"/>
+                <w:color w:val="000000" w:themeColor="text1"/>
+                <w:sz w:val="24"/>
+                <w:szCs w:val="24"/>
+              </w:rPr>
+            </w:pPr>
+            <w:r>
+              <w:rPr>
+                <w:rFonts w:ascii="Times New Roman" w:hAnsi="Times New Roman" w:cs="Times New Roman"/>
+                <w:color w:val="000000" w:themeColor="text1"/>
+                <w:sz w:val="24"/>
+                <w:szCs w:val="24"/>
+              </w:rPr>
+              <w:t xml:space="preserve">A targeted phishing message written for a particular person, team or </w:t>
+            </w:r>
+            <w:r>
+              <w:rPr>
+                <w:rFonts w:ascii="Times New Roman" w:hAnsi="Times New Roman" w:cs="Times New Roman"/>
+                <w:color w:val="000000" w:themeColor="text1"/>
+                <w:sz w:val="24"/>
+                <w:szCs w:val="24"/>
+              </w:rPr>
+              <w:t>organization</w:t>
+            </w:r>
+            <w:r>
+              <w:rPr>
+                <w:rFonts w:ascii="Times New Roman" w:hAnsi="Times New Roman" w:cs="Times New Roman"/>
+                <w:color w:val="000000" w:themeColor="text1"/>
+                <w:sz w:val="24"/>
+                <w:szCs w:val="24"/>
+              </w:rPr>
+              <w:t>.</w:t>
+            </w:r>
+          </w:p>
+        </w:tc>
+      </w:tr>
+      <w:tr>
+        <w:trPr>
+          <w:cantSplit/>
+          <w:jc w:val="center"/>
+        </w:trPr>
+        <w:tc>
+          <w:tcPr>
+            <w:tcW w:w="4997" w:type="dxa"/>
+            <w:vAlign w:val="center"/>
+          </w:tcPr>
+          <w:p>
+            <w:pPr>
+              <w:spacing w:after="20"/>
+              <w:jc w:val="both"/>
+              <w:rPr>
+                <w:rFonts w:ascii="Times New Roman" w:hAnsi="Times New Roman" w:cs="Times New Roman"/>
+                <w:color w:val="000000" w:themeColor="text1"/>
+                <w:sz w:val="24"/>
+                <w:szCs w:val="24"/>
+              </w:rPr>
+            </w:pPr>
+            <w:r>
+              <w:rPr>
+                <w:rFonts w:ascii="Times New Roman" w:hAnsi="Times New Roman" w:cs="Times New Roman"/>
+                <w:color w:val="000000" w:themeColor="text1"/>
+                <w:sz w:val="24"/>
+                <w:szCs w:val="24"/>
+              </w:rPr>
+              <w:t>Business email compromise (BEC)</w:t>
+            </w:r>
+          </w:p>
+        </w:tc>
+        <w:tc>
+          <w:tcPr>
+            <w:tcW w:w="4997" w:type="dxa"/>
+            <w:vAlign w:val="center"/>
+          </w:tcPr>
+          <w:p>
+            <w:pPr>
+              <w:spacing w:after="20"/>
+              <w:jc w:val="both"/>
+              <w:rPr>
+                <w:rFonts w:ascii="Times New Roman" w:hAnsi="Times New Roman" w:cs="Times New Roman"/>
+                <w:color w:val="000000" w:themeColor="text1"/>
+                <w:sz w:val="24"/>
+                <w:szCs w:val="24"/>
+              </w:rPr>
+            </w:pPr>
+            <w:r>
+              <w:rPr>
+                <w:rFonts w:ascii="Times New Roman" w:hAnsi="Times New Roman" w:cs="Times New Roman"/>
+                <w:color w:val="000000" w:themeColor="text1"/>
+                <w:sz w:val="24"/>
+                <w:szCs w:val="24"/>
+              </w:rPr>
+              <w:t>A scam that uses a real or impersonated business email account to request money, change payment details or obtain sensitive information.</w:t>
+            </w:r>
+          </w:p>
+        </w:tc>
+      </w:tr>
+      <w:tr>
+        <w:trPr>
+          <w:cantSplit/>
+          <w:jc w:val="center"/>
+        </w:trPr>
+        <w:tc>
+          <w:tcPr>
+            <w:tcW w:w="4997" w:type="dxa"/>
+            <w:shd w:val="clear" w:color="auto" w:fill="EAF1F6"/>
+            <w:vAlign w:val="center"/>
+          </w:tcPr>
+          <w:p>
+            <w:pPr>
+              <w:spacing w:after="20"/>
+              <w:jc w:val="both"/>
+              <w:rPr>
+                <w:rFonts w:ascii="Times New Roman" w:hAnsi="Times New Roman" w:cs="Times New Roman"/>
+                <w:color w:val="000000" w:themeColor="text1"/>
+                <w:sz w:val="24"/>
+                <w:szCs w:val="24"/>
+              </w:rPr>
+            </w:pPr>
+            <w:r>
+              <w:rPr>
+                <w:rFonts w:ascii="Times New Roman" w:hAnsi="Times New Roman" w:cs="Times New Roman"/>
+                <w:color w:val="000000" w:themeColor="text1"/>
+                <w:sz w:val="24"/>
+                <w:szCs w:val="24"/>
+              </w:rPr>
+              <w:lastRenderedPageBreak/>
+              <w:t>Spoofing</w:t>
+            </w:r>
+          </w:p>
+        </w:tc>
+        <w:tc>
+          <w:tcPr>
+            <w:tcW w:w="4997" w:type="dxa"/>
+            <w:shd w:val="clear" w:color="auto" w:fill="EAF1F6"/>
+            <w:vAlign w:val="center"/>
+          </w:tcPr>
+          <w:p>
+            <w:pPr>
+              <w:spacing w:after="20"/>
+              <w:jc w:val="both"/>
+              <w:rPr>
+                <w:rFonts w:ascii="Times New Roman" w:hAnsi="Times New Roman" w:cs="Times New Roman"/>
+                <w:color w:val="000000" w:themeColor="text1"/>
+                <w:sz w:val="24"/>
+                <w:szCs w:val="24"/>
+              </w:rPr>
+            </w:pPr>
+            <w:r>
+              <w:rPr>
+                <w:rFonts w:ascii="Times New Roman" w:hAnsi="Times New Roman" w:cs="Times New Roman"/>
+                <w:color w:val="000000" w:themeColor="text1"/>
+                <w:sz w:val="24"/>
+                <w:szCs w:val="24"/>
+              </w:rPr>
+              <w:t>Making a sender name, email address, phone number or website look as if it belongs to someone else.</w:t>
+            </w:r>
+          </w:p>
+        </w:tc>
+      </w:tr>
+      <w:tr>
+        <w:trPr>
+          <w:cantSplit/>
+          <w:jc w:val="center"/>
+        </w:trPr>
+        <w:tc>
+          <w:tcPr>
+            <w:tcW w:w="4997" w:type="dxa"/>
+            <w:vAlign w:val="center"/>
+          </w:tcPr>
+          <w:p>
+            <w:pPr>
+              <w:spacing w:after="20"/>
+              <w:jc w:val="both"/>
+              <w:rPr>
+                <w:rFonts w:ascii="Times New Roman" w:hAnsi="Times New Roman" w:cs="Times New Roman"/>
+                <w:color w:val="000000" w:themeColor="text1"/>
+                <w:sz w:val="24"/>
+                <w:szCs w:val="24"/>
+              </w:rPr>
+            </w:pPr>
+            <w:r>
+              <w:rPr>
+                <w:rFonts w:ascii="Times New Roman" w:hAnsi="Times New Roman" w:cs="Times New Roman"/>
+                <w:color w:val="000000" w:themeColor="text1"/>
+                <w:sz w:val="24"/>
+                <w:szCs w:val="24"/>
+              </w:rPr>
+              <w:t>Verification</w:t>
+            </w:r>
+          </w:p>
+        </w:tc>
+        <w:tc>
+          <w:tcPr>
+            <w:tcW w:w="4997" w:type="dxa"/>
+            <w:vAlign w:val="center"/>
+          </w:tcPr>
+          <w:p>
+            <w:pPr>
+              <w:spacing w:after="20"/>
+              <w:jc w:val="both"/>
+              <w:rPr>
+                <w:rFonts w:ascii="Times New Roman" w:hAnsi="Times New Roman" w:cs="Times New Roman"/>
+                <w:color w:val="000000" w:themeColor="text1"/>
+                <w:sz w:val="24"/>
+                <w:szCs w:val="24"/>
+              </w:rPr>
+            </w:pPr>
+            <w:r>
+              <w:rPr>
+                <w:rFonts w:ascii="Times New Roman" w:hAnsi="Times New Roman" w:cs="Times New Roman"/>
+                <w:color w:val="000000" w:themeColor="text1"/>
+                <w:sz w:val="24"/>
+                <w:szCs w:val="24"/>
+              </w:rPr>
+              <w:t xml:space="preserve">Checking </w:t>
+            </w:r>
+            <w:proofErr w:type="gramStart"/>
+            <w:r>
+              <w:rPr>
+                <w:rFonts w:ascii="Times New Roman" w:hAnsi="Times New Roman" w:cs="Times New Roman"/>
+                <w:color w:val="000000" w:themeColor="text1"/>
+                <w:sz w:val="24"/>
+                <w:szCs w:val="24"/>
+              </w:rPr>
+              <w:t>that a</w:t>
+            </w:r>
+            <w:proofErr w:type="gramEnd"/>
+            <w:r>
+              <w:rPr>
+                <w:rFonts w:ascii="Times New Roman" w:hAnsi="Times New Roman" w:cs="Times New Roman"/>
+                <w:color w:val="000000" w:themeColor="text1"/>
+                <w:sz w:val="24"/>
+                <w:szCs w:val="24"/>
+              </w:rPr>
+              <w:t xml:space="preserve"> request is genuine through a separate, trusted route, such as a known phone number or internal directory.</w:t>
+            </w:r>
+          </w:p>
+        </w:tc>
+      </w:tr>
+    </w:tbl>
+    <w:p>
+      <w:pPr>
+        <w:pStyle w:val="Heading1"/>
+        <w:jc w:val="both"/>
+        <w:rPr>
+          <w:rFonts w:ascii="Times New Roman" w:hAnsi="Times New Roman" w:cs="Times New Roman"/>
+          <w:color w:val="000000" w:themeColor="text1"/>
+          <w:sz w:val="32"/>
+          <w:szCs w:val="32"/>
+        </w:rPr>
+      </w:pPr>
+      <w:r>
+        <w:rPr>
+          <w:rFonts w:ascii="Times New Roman" w:hAnsi="Times New Roman" w:cs="Times New Roman"/>
+          <w:color w:val="000000" w:themeColor="text1"/>
+          <w:sz w:val="32"/>
+          <w:szCs w:val="32"/>
+        </w:rPr>
+        <w:t>Topics covered</w:t>
+      </w:r>
+    </w:p>
+    <w:p>
+      <w:pPr>
+        <w:pStyle w:val="ListBullet"/>
+        <w:tabs>
+          <w:tab w:val="num" w:pos="360"/>
+        </w:tabs>
+        <w:ind w:left="360" w:hanging="360"/>
+        <w:jc w:val="both"/>
+        <w:rPr>
+          <w:rFonts w:ascii="Times New Roman" w:hAnsi="Times New Roman" w:cs="Times New Roman"/>
+          <w:color w:val="000000" w:themeColor="text1"/>
+          <w:sz w:val="24"/>
+          <w:szCs w:val="24"/>
+        </w:rPr>
+      </w:pPr>
+      <w:r>
+        <w:rPr>
+          <w:rFonts w:ascii="Times New Roman" w:hAnsi="Times New Roman" w:cs="Times New Roman"/>
+          <w:color w:val="000000" w:themeColor="text1"/>
+          <w:sz w:val="24"/>
+          <w:szCs w:val="24"/>
+        </w:rPr>
+        <w:t>Phishing messages and common warning signs</w:t>
+      </w:r>
+    </w:p>
+    <w:p>
+      <w:pPr>
+        <w:pStyle w:val="ListBullet"/>
+        <w:tabs>
+          <w:tab w:val="num" w:pos="360"/>
+        </w:tabs>
+        <w:ind w:left="360" w:hanging="360"/>
+        <w:jc w:val="both"/>
+        <w:rPr>
+          <w:rFonts w:ascii="Times New Roman" w:hAnsi="Times New Roman" w:cs="Times New Roman"/>
+          <w:color w:val="000000" w:themeColor="text1"/>
+          <w:sz w:val="24"/>
+          <w:szCs w:val="24"/>
+        </w:rPr>
+      </w:pPr>
+      <w:r>
+        <w:rPr>
+          <w:rFonts w:ascii="Times New Roman" w:hAnsi="Times New Roman" w:cs="Times New Roman"/>
+          <w:color w:val="000000" w:themeColor="text1"/>
+          <w:sz w:val="24"/>
+          <w:szCs w:val="24"/>
+        </w:rPr>
+        <w:t>Social engineering and impersonation</w:t>
+      </w:r>
+    </w:p>
+    <w:p>
+      <w:pPr>
+        <w:pStyle w:val="ListBullet"/>
+        <w:tabs>
+          <w:tab w:val="num" w:pos="360"/>
+        </w:tabs>
+        <w:ind w:left="360" w:hanging="360"/>
+        <w:jc w:val="both"/>
+        <w:rPr>
+          <w:rFonts w:ascii="Times New Roman" w:hAnsi="Times New Roman" w:cs="Times New Roman"/>
+          <w:color w:val="000000" w:themeColor="text1"/>
+          <w:sz w:val="24"/>
+          <w:szCs w:val="24"/>
+        </w:rPr>
+      </w:pPr>
+      <w:r>
+        <w:rPr>
+          <w:rFonts w:ascii="Times New Roman" w:hAnsi="Times New Roman" w:cs="Times New Roman"/>
+          <w:color w:val="000000" w:themeColor="text1"/>
+          <w:sz w:val="24"/>
+          <w:szCs w:val="24"/>
+        </w:rPr>
+        <w:t>Urgency, authority and emotional pressure</w:t>
+      </w:r>
+    </w:p>
+    <w:p>
+      <w:pPr>
+        <w:pStyle w:val="ListBullet"/>
+        <w:tabs>
+          <w:tab w:val="num" w:pos="360"/>
+        </w:tabs>
+        <w:ind w:left="360" w:hanging="360"/>
+        <w:jc w:val="both"/>
+        <w:rPr>
+          <w:rFonts w:ascii="Times New Roman" w:hAnsi="Times New Roman" w:cs="Times New Roman"/>
+          <w:color w:val="000000" w:themeColor="text1"/>
+          <w:sz w:val="24"/>
+          <w:szCs w:val="24"/>
+        </w:rPr>
+      </w:pPr>
+      <w:r>
+        <w:rPr>
+          <w:rFonts w:ascii="Times New Roman" w:hAnsi="Times New Roman" w:cs="Times New Roman"/>
+          <w:color w:val="000000" w:themeColor="text1"/>
+          <w:sz w:val="24"/>
+          <w:szCs w:val="24"/>
+        </w:rPr>
+        <w:t>Links, attachments and QR codes</w:t>
+      </w:r>
+    </w:p>
+    <w:p>
+      <w:pPr>
+        <w:pStyle w:val="ListBullet"/>
+        <w:tabs>
+          <w:tab w:val="num" w:pos="360"/>
+        </w:tabs>
+        <w:ind w:left="360" w:hanging="360"/>
+        <w:jc w:val="both"/>
+        <w:rPr>
+          <w:rFonts w:ascii="Times New Roman" w:hAnsi="Times New Roman" w:cs="Times New Roman"/>
+          <w:color w:val="000000" w:themeColor="text1"/>
+          <w:sz w:val="24"/>
+          <w:szCs w:val="24"/>
+        </w:rPr>
+      </w:pPr>
+      <w:r>
+        <w:rPr>
+          <w:rFonts w:ascii="Times New Roman" w:hAnsi="Times New Roman" w:cs="Times New Roman"/>
+          <w:color w:val="000000" w:themeColor="text1"/>
+          <w:sz w:val="24"/>
+          <w:szCs w:val="24"/>
+        </w:rPr>
+        <w:t>Business email compromise and payment diversion</w:t>
+      </w:r>
+    </w:p>
+    <w:p>
+      <w:pPr>
+        <w:pStyle w:val="ListBullet"/>
+        <w:tabs>
+          <w:tab w:val="num" w:pos="360"/>
+        </w:tabs>
+        <w:ind w:left="360" w:hanging="360"/>
+        <w:jc w:val="both"/>
+        <w:rPr>
+          <w:rFonts w:ascii="Times New Roman" w:hAnsi="Times New Roman" w:cs="Times New Roman"/>
+          <w:color w:val="000000" w:themeColor="text1"/>
+          <w:sz w:val="24"/>
+          <w:szCs w:val="24"/>
+        </w:rPr>
+      </w:pPr>
+      <w:r>
+        <w:rPr>
+          <w:rFonts w:ascii="Times New Roman" w:hAnsi="Times New Roman" w:cs="Times New Roman"/>
+          <w:color w:val="000000" w:themeColor="text1"/>
+          <w:sz w:val="24"/>
+          <w:szCs w:val="24"/>
+        </w:rPr>
+        <w:t>Safe verification and incident reporting</w:t>
+      </w:r>
+    </w:p>
+    <w:p>
+      <w:pPr>
+        <w:pStyle w:val="Heading1"/>
+        <w:jc w:val="both"/>
+        <w:rPr>
+          <w:rFonts w:ascii="Times New Roman" w:hAnsi="Times New Roman" w:cs="Times New Roman"/>
+          <w:color w:val="000000" w:themeColor="text1"/>
+          <w:sz w:val="32"/>
+          <w:szCs w:val="32"/>
+        </w:rPr>
+      </w:pPr>
+      <w:r>
+        <w:rPr>
+          <w:rFonts w:ascii="Times New Roman" w:hAnsi="Times New Roman" w:cs="Times New Roman"/>
+          <w:color w:val="000000" w:themeColor="text1"/>
+          <w:sz w:val="32"/>
+          <w:szCs w:val="32"/>
+        </w:rPr>
+        <w:t>Understanding the main risks</w:t>
+      </w:r>
+    </w:p>
+    <w:p>
+      <w:pPr>
+        <w:pStyle w:val="Heading2"/>
+        <w:jc w:val="both"/>
+        <w:rPr>
+          <w:rFonts w:ascii="Times New Roman" w:hAnsi="Times New Roman" w:cs="Times New Roman"/>
+          <w:color w:val="000000" w:themeColor="text1"/>
+          <w:sz w:val="28"/>
+          <w:szCs w:val="28"/>
+        </w:rPr>
+      </w:pPr>
+      <w:r>
+        <w:rPr>
+          <w:rFonts w:ascii="Times New Roman" w:hAnsi="Times New Roman" w:cs="Times New Roman"/>
+          <w:color w:val="000000" w:themeColor="text1"/>
+          <w:sz w:val="28"/>
+          <w:szCs w:val="28"/>
+        </w:rPr>
+        <w:t>Phishing messages</w:t>
+      </w:r>
+    </w:p>
+    <w:p>
+      <w:pPr>
+        <w:spacing w:after="70"/>
+        <w:jc w:val="both"/>
+        <w:rPr>
+          <w:rFonts w:ascii="Times New Roman" w:hAnsi="Times New Roman" w:cs="Times New Roman"/>
+          <w:color w:val="000000" w:themeColor="text1"/>
+          <w:sz w:val="24"/>
+          <w:szCs w:val="24"/>
+        </w:rPr>
+      </w:pPr>
+      <w:r>
+        <w:rPr>
+          <w:rFonts w:ascii="Times New Roman" w:hAnsi="Times New Roman" w:cs="Times New Roman"/>
+          <w:color w:val="000000" w:themeColor="text1"/>
+          <w:sz w:val="24"/>
+          <w:szCs w:val="24"/>
+        </w:rPr>
+        <w:t xml:space="preserve">Phishing messages arrive by email, text, messaging apps, social media and sometimes phone calls. They may ask you to sign in, open a file, pay an invoice or confirm personal details. Some are obvious, but others copy a real </w:t>
+      </w:r>
+      <w:r>
+        <w:rPr>
+          <w:rFonts w:ascii="Times New Roman" w:hAnsi="Times New Roman" w:cs="Times New Roman"/>
+          <w:color w:val="000000" w:themeColor="text1"/>
+          <w:sz w:val="24"/>
+          <w:szCs w:val="24"/>
+        </w:rPr>
+        <w:t>organization’s</w:t>
+      </w:r>
+      <w:r>
+        <w:rPr>
+          <w:rFonts w:ascii="Times New Roman" w:hAnsi="Times New Roman" w:cs="Times New Roman"/>
+          <w:color w:val="000000" w:themeColor="text1"/>
+          <w:sz w:val="24"/>
+          <w:szCs w:val="24"/>
+        </w:rPr>
+        <w:t xml:space="preserve"> branding and writing style. Check the actual </w:t>
+      </w:r>
+      <w:proofErr w:type="gramStart"/>
+      <w:r>
+        <w:rPr>
+          <w:rFonts w:ascii="Times New Roman" w:hAnsi="Times New Roman" w:cs="Times New Roman"/>
+          <w:color w:val="000000" w:themeColor="text1"/>
+          <w:sz w:val="24"/>
+          <w:szCs w:val="24"/>
+        </w:rPr>
+        <w:t>sender</w:t>
+      </w:r>
+      <w:proofErr w:type="gramEnd"/>
+      <w:r>
+        <w:rPr>
+          <w:rFonts w:ascii="Times New Roman" w:hAnsi="Times New Roman" w:cs="Times New Roman"/>
+          <w:color w:val="000000" w:themeColor="text1"/>
+          <w:sz w:val="24"/>
+          <w:szCs w:val="24"/>
+        </w:rPr>
+        <w:t xml:space="preserve"> address and the context of the request. A familiar logo or a display name alone does not prove that a message is genuine.</w:t>
+      </w:r>
+    </w:p>
+    <w:p>
+      <w:pPr>
+        <w:pStyle w:val="Heading2"/>
+        <w:jc w:val="both"/>
+        <w:rPr>
+          <w:rFonts w:ascii="Times New Roman" w:hAnsi="Times New Roman" w:cs="Times New Roman"/>
+          <w:color w:val="000000" w:themeColor="text1"/>
+          <w:sz w:val="28"/>
+          <w:szCs w:val="28"/>
+        </w:rPr>
+      </w:pPr>
+      <w:r>
+        <w:rPr>
+          <w:rFonts w:ascii="Times New Roman" w:hAnsi="Times New Roman" w:cs="Times New Roman"/>
+          <w:color w:val="000000" w:themeColor="text1"/>
+          <w:sz w:val="28"/>
+          <w:szCs w:val="28"/>
+        </w:rPr>
+        <w:t>Social engineering</w:t>
+      </w:r>
+    </w:p>
+    <w:p>
+      <w:pPr>
+        <w:spacing w:after="70"/>
+        <w:jc w:val="both"/>
+        <w:rPr>
+          <w:rFonts w:ascii="Times New Roman" w:hAnsi="Times New Roman" w:cs="Times New Roman"/>
+          <w:color w:val="000000" w:themeColor="text1"/>
+          <w:sz w:val="24"/>
+          <w:szCs w:val="24"/>
+        </w:rPr>
+      </w:pPr>
+      <w:r>
+        <w:rPr>
+          <w:rFonts w:ascii="Times New Roman" w:hAnsi="Times New Roman" w:cs="Times New Roman"/>
+          <w:color w:val="000000" w:themeColor="text1"/>
+          <w:sz w:val="24"/>
+          <w:szCs w:val="24"/>
+        </w:rPr>
+        <w:t>Social engineering targets human judgement rather than a software weakness. A caller may pretend to be IT support, a supplier or a senior manager. They might ask you to share a one-time code, approve a sign-in, install a tool or bypass a normal check. It is fine to pause, say you need to verify the request and contact the person using details you already trust.</w:t>
+      </w:r>
+    </w:p>
+    <w:p>
+      <w:pPr>
+        <w:pStyle w:val="Heading2"/>
+        <w:jc w:val="both"/>
+        <w:rPr>
+          <w:rFonts w:ascii="Times New Roman" w:hAnsi="Times New Roman" w:cs="Times New Roman"/>
+          <w:color w:val="000000" w:themeColor="text1"/>
+          <w:sz w:val="28"/>
+          <w:szCs w:val="28"/>
+        </w:rPr>
+      </w:pPr>
+      <w:r>
+        <w:rPr>
+          <w:rFonts w:ascii="Times New Roman" w:hAnsi="Times New Roman" w:cs="Times New Roman"/>
+          <w:color w:val="000000" w:themeColor="text1"/>
+          <w:sz w:val="28"/>
+          <w:szCs w:val="28"/>
+        </w:rPr>
+        <w:t>Urgency and authority</w:t>
+      </w:r>
+    </w:p>
+    <w:p>
+      <w:pPr>
+        <w:spacing w:after="70"/>
+        <w:jc w:val="both"/>
+        <w:rPr>
+          <w:rFonts w:ascii="Times New Roman" w:hAnsi="Times New Roman" w:cs="Times New Roman"/>
+          <w:color w:val="000000" w:themeColor="text1"/>
+          <w:sz w:val="24"/>
+          <w:szCs w:val="24"/>
+        </w:rPr>
+      </w:pPr>
+      <w:r>
+        <w:rPr>
+          <w:rFonts w:ascii="Times New Roman" w:hAnsi="Times New Roman" w:cs="Times New Roman"/>
+          <w:color w:val="000000" w:themeColor="text1"/>
+          <w:sz w:val="24"/>
+          <w:szCs w:val="24"/>
+        </w:rPr>
+        <w:t>Scammers often create pressure with phrases such as “act now,” “your account will be closed” or “the director needs this immediately.” They may also claim that the request is confidential. Pressure is a reason to slow down, especially when the request involves money, credentials, personal information or a change to a normal process. Follow the same approval steps even when the sender appears senior.</w:t>
+      </w:r>
+    </w:p>
+    <w:p>
+      <w:pPr>
+        <w:pStyle w:val="Heading2"/>
+        <w:jc w:val="both"/>
+        <w:rPr>
+          <w:rFonts w:ascii="Times New Roman" w:hAnsi="Times New Roman" w:cs="Times New Roman"/>
+          <w:color w:val="000000" w:themeColor="text1"/>
+          <w:sz w:val="28"/>
+          <w:szCs w:val="28"/>
+        </w:rPr>
+      </w:pPr>
+      <w:r>
+        <w:rPr>
+          <w:rFonts w:ascii="Times New Roman" w:hAnsi="Times New Roman" w:cs="Times New Roman"/>
+          <w:color w:val="000000" w:themeColor="text1"/>
+          <w:sz w:val="28"/>
+          <w:szCs w:val="28"/>
+        </w:rPr>
+        <w:t>Links, attachments and QR codes</w:t>
+      </w:r>
+    </w:p>
+    <w:p>
+      <w:pPr>
+        <w:spacing w:after="70"/>
+        <w:jc w:val="both"/>
+        <w:rPr>
+          <w:rFonts w:ascii="Times New Roman" w:hAnsi="Times New Roman" w:cs="Times New Roman"/>
+          <w:color w:val="000000" w:themeColor="text1"/>
+          <w:sz w:val="24"/>
+          <w:szCs w:val="24"/>
+        </w:rPr>
+      </w:pPr>
+      <w:r>
+        <w:rPr>
+          <w:rFonts w:ascii="Times New Roman" w:hAnsi="Times New Roman" w:cs="Times New Roman"/>
+          <w:color w:val="000000" w:themeColor="text1"/>
+          <w:sz w:val="24"/>
+          <w:szCs w:val="24"/>
+        </w:rPr>
+        <w:t xml:space="preserve">A link can lead to a fake sign-in page, and an attachment can contain harmful software or ask you to enable unsafe features. Before opening anything unexpected, check whether you were expecting it and whether the sender and request make sense. If unsure, use your </w:t>
+      </w:r>
+      <w:r>
+        <w:rPr>
+          <w:rFonts w:ascii="Times New Roman" w:hAnsi="Times New Roman" w:cs="Times New Roman"/>
+          <w:color w:val="000000" w:themeColor="text1"/>
+          <w:sz w:val="24"/>
+          <w:szCs w:val="24"/>
+        </w:rPr>
+        <w:t>organization’s</w:t>
+      </w:r>
+      <w:r>
+        <w:rPr>
+          <w:rFonts w:ascii="Times New Roman" w:hAnsi="Times New Roman" w:cs="Times New Roman"/>
+          <w:color w:val="000000" w:themeColor="text1"/>
+          <w:sz w:val="24"/>
+          <w:szCs w:val="24"/>
+        </w:rPr>
+        <w:t xml:space="preserve"> approved reporting method. Do not enter work credentials after following a link you do not trust.</w:t>
+      </w:r>
+    </w:p>
+    <w:p>
+      <w:pPr>
+        <w:pStyle w:val="Heading2"/>
+        <w:jc w:val="both"/>
+        <w:rPr>
+          <w:rFonts w:ascii="Times New Roman" w:hAnsi="Times New Roman" w:cs="Times New Roman"/>
+          <w:color w:val="000000" w:themeColor="text1"/>
+          <w:sz w:val="28"/>
+          <w:szCs w:val="28"/>
+        </w:rPr>
+      </w:pPr>
+      <w:r>
+        <w:rPr>
+          <w:rFonts w:ascii="Times New Roman" w:hAnsi="Times New Roman" w:cs="Times New Roman"/>
+          <w:color w:val="000000" w:themeColor="text1"/>
+          <w:sz w:val="28"/>
+          <w:szCs w:val="28"/>
+        </w:rPr>
+        <w:lastRenderedPageBreak/>
+        <w:t>Business email compromise</w:t>
+      </w:r>
+    </w:p>
+    <w:p>
+      <w:pPr>
+        <w:spacing w:after="70"/>
+        <w:jc w:val="both"/>
+        <w:rPr>
+          <w:rFonts w:ascii="Times New Roman" w:hAnsi="Times New Roman" w:cs="Times New Roman"/>
+          <w:color w:val="000000" w:themeColor="text1"/>
+          <w:sz w:val="24"/>
+          <w:szCs w:val="24"/>
+        </w:rPr>
+      </w:pPr>
+      <w:r>
+        <w:rPr>
+          <w:rFonts w:ascii="Times New Roman" w:hAnsi="Times New Roman" w:cs="Times New Roman"/>
+          <w:color w:val="000000" w:themeColor="text1"/>
+          <w:sz w:val="24"/>
+          <w:szCs w:val="24"/>
+        </w:rPr>
+        <w:t xml:space="preserve">In a payment diversion scam, an attacker may impersonate a supplier or compromise a real mailbox and ask for bank details to be changed. The message can fit into an existing conversation, which makes it harder to notice. Never rely on email alone for a payment change. Confirm it by calling a known number from your records and </w:t>
+      </w:r>
+      <w:proofErr w:type="gramStart"/>
+      <w:r>
+        <w:rPr>
+          <w:rFonts w:ascii="Times New Roman" w:hAnsi="Times New Roman" w:cs="Times New Roman"/>
+          <w:color w:val="000000" w:themeColor="text1"/>
+          <w:sz w:val="24"/>
+          <w:szCs w:val="24"/>
+        </w:rPr>
+        <w:t>use</w:t>
+      </w:r>
+      <w:proofErr w:type="gramEnd"/>
+      <w:r>
+        <w:rPr>
+          <w:rFonts w:ascii="Times New Roman" w:hAnsi="Times New Roman" w:cs="Times New Roman"/>
+          <w:color w:val="000000" w:themeColor="text1"/>
+          <w:sz w:val="24"/>
+          <w:szCs w:val="24"/>
+        </w:rPr>
+        <w:t xml:space="preserve"> the </w:t>
+      </w:r>
+      <w:r>
+        <w:rPr>
+          <w:rFonts w:ascii="Times New Roman" w:hAnsi="Times New Roman" w:cs="Times New Roman"/>
+          <w:color w:val="000000" w:themeColor="text1"/>
+          <w:sz w:val="24"/>
+          <w:szCs w:val="24"/>
+        </w:rPr>
+        <w:t>organization’s</w:t>
+      </w:r>
+      <w:r>
+        <w:rPr>
+          <w:rFonts w:ascii="Times New Roman" w:hAnsi="Times New Roman" w:cs="Times New Roman"/>
+          <w:color w:val="000000" w:themeColor="text1"/>
+          <w:sz w:val="24"/>
+          <w:szCs w:val="24"/>
+        </w:rPr>
+        <w:t xml:space="preserve"> required approval process.</w:t>
+      </w:r>
+    </w:p>
+    <w:p>
+      <w:pPr>
+        <w:pStyle w:val="Heading2"/>
+        <w:jc w:val="both"/>
+        <w:rPr>
+          <w:rFonts w:ascii="Times New Roman" w:hAnsi="Times New Roman" w:cs="Times New Roman"/>
+          <w:color w:val="000000" w:themeColor="text1"/>
+          <w:sz w:val="28"/>
+          <w:szCs w:val="28"/>
+        </w:rPr>
+      </w:pPr>
+      <w:r>
+        <w:rPr>
+          <w:rFonts w:ascii="Times New Roman" w:hAnsi="Times New Roman" w:cs="Times New Roman"/>
+          <w:color w:val="000000" w:themeColor="text1"/>
+          <w:sz w:val="28"/>
+          <w:szCs w:val="28"/>
+        </w:rPr>
+        <w:t>Verification and reporting</w:t>
+      </w:r>
+    </w:p>
+    <w:p>
+      <w:pPr>
+        <w:spacing w:after="70"/>
+        <w:jc w:val="both"/>
+        <w:rPr>
+          <w:rFonts w:ascii="Times New Roman" w:hAnsi="Times New Roman" w:cs="Times New Roman"/>
+          <w:color w:val="000000" w:themeColor="text1"/>
+          <w:sz w:val="24"/>
+          <w:szCs w:val="24"/>
+        </w:rPr>
+      </w:pPr>
+      <w:r>
+        <w:rPr>
+          <w:rFonts w:ascii="Times New Roman" w:hAnsi="Times New Roman" w:cs="Times New Roman"/>
+          <w:color w:val="000000" w:themeColor="text1"/>
+          <w:sz w:val="24"/>
+          <w:szCs w:val="24"/>
+        </w:rPr>
+        <w:t xml:space="preserve">Verify a request using a separate route, not the phone number, link or reply address supplied in the suspicious message. Use a trusted directory, previously saved contact details or your </w:t>
+      </w:r>
+      <w:r>
+        <w:rPr>
+          <w:rFonts w:ascii="Times New Roman" w:hAnsi="Times New Roman" w:cs="Times New Roman"/>
+          <w:color w:val="000000" w:themeColor="text1"/>
+          <w:sz w:val="24"/>
+          <w:szCs w:val="24"/>
+        </w:rPr>
+        <w:t>organization’s</w:t>
+      </w:r>
+      <w:r>
+        <w:rPr>
+          <w:rFonts w:ascii="Times New Roman" w:hAnsi="Times New Roman" w:cs="Times New Roman"/>
+          <w:color w:val="000000" w:themeColor="text1"/>
+          <w:sz w:val="24"/>
+          <w:szCs w:val="24"/>
+        </w:rPr>
+        <w:t xml:space="preserve"> normal process. Report suspicious messages even if you are uncertain. If you </w:t>
+      </w:r>
+      <w:proofErr w:type="gramStart"/>
+      <w:r>
+        <w:rPr>
+          <w:rFonts w:ascii="Times New Roman" w:hAnsi="Times New Roman" w:cs="Times New Roman"/>
+          <w:color w:val="000000" w:themeColor="text1"/>
+          <w:sz w:val="24"/>
+          <w:szCs w:val="24"/>
+        </w:rPr>
+        <w:t>clicked</w:t>
+      </w:r>
+      <w:proofErr w:type="gramEnd"/>
+      <w:r>
+        <w:rPr>
+          <w:rFonts w:ascii="Times New Roman" w:hAnsi="Times New Roman" w:cs="Times New Roman"/>
+          <w:color w:val="000000" w:themeColor="text1"/>
+          <w:sz w:val="24"/>
+          <w:szCs w:val="24"/>
+        </w:rPr>
+        <w:t xml:space="preserve"> a link, opened a file or shared information, report that promptly and explain what happened. Follow the instructions from your IT or security team; early reporting helps them decide what to do next.</w:t>
+      </w:r>
+    </w:p>
+    <w:p>
+      <w:pPr>
+        <w:pStyle w:val="Heading1"/>
+        <w:jc w:val="both"/>
+        <w:rPr>
+          <w:rFonts w:ascii="Times New Roman" w:hAnsi="Times New Roman" w:cs="Times New Roman"/>
+          <w:color w:val="000000" w:themeColor="text1"/>
+          <w:sz w:val="28"/>
+          <w:szCs w:val="28"/>
+        </w:rPr>
+      </w:pPr>
+      <w:r>
+        <w:rPr>
+          <w:rFonts w:ascii="Times New Roman" w:hAnsi="Times New Roman" w:cs="Times New Roman"/>
+          <w:color w:val="000000" w:themeColor="text1"/>
+          <w:sz w:val="28"/>
+          <w:szCs w:val="28"/>
+        </w:rPr>
+        <w:t>Workplace examples</w:t>
+      </w:r>
+    </w:p>
+    <w:p>
+      <w:pPr>
+        <w:pStyle w:val="ListBullet"/>
+        <w:tabs>
+          <w:tab w:val="num" w:pos="360"/>
+        </w:tabs>
+        <w:ind w:left="360" w:hanging="360"/>
+        <w:jc w:val="both"/>
+        <w:rPr>
+          <w:rFonts w:ascii="Times New Roman" w:hAnsi="Times New Roman" w:cs="Times New Roman"/>
+          <w:color w:val="000000" w:themeColor="text1"/>
+          <w:sz w:val="24"/>
+          <w:szCs w:val="24"/>
+        </w:rPr>
+      </w:pPr>
+      <w:r>
+        <w:rPr>
+          <w:rFonts w:ascii="Times New Roman" w:hAnsi="Times New Roman" w:cs="Times New Roman"/>
+          <w:color w:val="000000" w:themeColor="text1"/>
+          <w:sz w:val="24"/>
+          <w:szCs w:val="24"/>
+        </w:rPr>
+        <w:t>You receive an email that appears to be from your manager asking you to buy gift cards urgently. You contact the manager using a number already in your directory before doing anything.</w:t>
+      </w:r>
+    </w:p>
+    <w:p>
+      <w:pPr>
+        <w:pStyle w:val="ListBullet"/>
+        <w:tabs>
+          <w:tab w:val="num" w:pos="360"/>
+        </w:tabs>
+        <w:ind w:left="360" w:hanging="360"/>
+        <w:jc w:val="both"/>
+        <w:rPr>
+          <w:rFonts w:ascii="Times New Roman" w:hAnsi="Times New Roman" w:cs="Times New Roman"/>
+          <w:color w:val="000000" w:themeColor="text1"/>
+          <w:sz w:val="24"/>
+          <w:szCs w:val="24"/>
+        </w:rPr>
+      </w:pPr>
+      <w:r>
+        <w:rPr>
+          <w:rFonts w:ascii="Times New Roman" w:hAnsi="Times New Roman" w:cs="Times New Roman"/>
+          <w:color w:val="000000" w:themeColor="text1"/>
+          <w:sz w:val="24"/>
+          <w:szCs w:val="24"/>
+        </w:rPr>
+        <w:t xml:space="preserve">A supplier emails new bank details just before an invoice is due. You call the supplier on a previously verified number and follow your </w:t>
+      </w:r>
+      <w:r>
+        <w:rPr>
+          <w:rFonts w:ascii="Times New Roman" w:hAnsi="Times New Roman" w:cs="Times New Roman"/>
+          <w:color w:val="000000" w:themeColor="text1"/>
+          <w:sz w:val="24"/>
+          <w:szCs w:val="24"/>
+        </w:rPr>
+        <w:t>organization’s</w:t>
+      </w:r>
+      <w:r>
+        <w:rPr>
+          <w:rFonts w:ascii="Times New Roman" w:hAnsi="Times New Roman" w:cs="Times New Roman"/>
+          <w:color w:val="000000" w:themeColor="text1"/>
+          <w:sz w:val="24"/>
+          <w:szCs w:val="24"/>
+        </w:rPr>
+        <w:t xml:space="preserve"> payment approval process.</w:t>
+      </w:r>
+    </w:p>
+    <w:p>
+      <w:pPr>
+        <w:pStyle w:val="ListBullet"/>
+        <w:tabs>
+          <w:tab w:val="num" w:pos="360"/>
+        </w:tabs>
+        <w:ind w:left="360" w:hanging="360"/>
+        <w:jc w:val="both"/>
+        <w:rPr>
+          <w:rFonts w:ascii="Times New Roman" w:hAnsi="Times New Roman" w:cs="Times New Roman"/>
+          <w:color w:val="000000" w:themeColor="text1"/>
+          <w:sz w:val="24"/>
+          <w:szCs w:val="24"/>
+        </w:rPr>
+      </w:pPr>
+      <w:r>
+        <w:rPr>
+          <w:rFonts w:ascii="Times New Roman" w:hAnsi="Times New Roman" w:cs="Times New Roman"/>
+          <w:color w:val="000000" w:themeColor="text1"/>
+          <w:sz w:val="24"/>
+          <w:szCs w:val="24"/>
+        </w:rPr>
+        <w:t>A text says your work account will be disabled unless you sign in through a link. You do not use the link; you go to the normal sign-in page or contact IT through the approved channel.</w:t>
+      </w:r>
+    </w:p>
+    <w:p>
+      <w:pPr>
+        <w:pStyle w:val="ListBullet"/>
+        <w:tabs>
+          <w:tab w:val="num" w:pos="360"/>
+        </w:tabs>
+        <w:ind w:left="360" w:hanging="360"/>
+        <w:jc w:val="both"/>
+        <w:rPr>
+          <w:rFonts w:ascii="Times New Roman" w:hAnsi="Times New Roman" w:cs="Times New Roman"/>
+          <w:color w:val="000000" w:themeColor="text1"/>
+          <w:sz w:val="24"/>
+          <w:szCs w:val="24"/>
+        </w:rPr>
+      </w:pPr>
+      <w:r>
+        <w:rPr>
+          <w:rFonts w:ascii="Times New Roman" w:hAnsi="Times New Roman" w:cs="Times New Roman"/>
+          <w:color w:val="000000" w:themeColor="text1"/>
+          <w:sz w:val="24"/>
+          <w:szCs w:val="24"/>
+        </w:rPr>
+        <w:t>Someone claiming to be IT support asks for your MFA code over the phone. You do not share it and independently contact the help desk to confirm the call.</w:t>
+      </w:r>
+    </w:p>
+    <w:p>
+      <w:pPr>
+        <w:pStyle w:val="ListBullet"/>
+        <w:tabs>
+          <w:tab w:val="num" w:pos="360"/>
+        </w:tabs>
+        <w:ind w:left="360" w:hanging="360"/>
+        <w:jc w:val="both"/>
+        <w:rPr>
+          <w:rFonts w:ascii="Times New Roman" w:hAnsi="Times New Roman" w:cs="Times New Roman"/>
+          <w:color w:val="000000" w:themeColor="text1"/>
+          <w:sz w:val="24"/>
+          <w:szCs w:val="24"/>
+        </w:rPr>
+      </w:pPr>
+      <w:r>
+        <w:rPr>
+          <w:rFonts w:ascii="Times New Roman" w:hAnsi="Times New Roman" w:cs="Times New Roman"/>
+          <w:color w:val="000000" w:themeColor="text1"/>
+          <w:sz w:val="24"/>
+          <w:szCs w:val="24"/>
+        </w:rPr>
+        <w:t xml:space="preserve">You open an unexpected attachment and then notice unusual </w:t>
+      </w:r>
+      <w:r>
+        <w:rPr>
+          <w:rFonts w:ascii="Times New Roman" w:hAnsi="Times New Roman" w:cs="Times New Roman"/>
+          <w:color w:val="000000" w:themeColor="text1"/>
+          <w:sz w:val="24"/>
+          <w:szCs w:val="24"/>
+        </w:rPr>
+        <w:t>behavior</w:t>
+      </w:r>
+      <w:r>
+        <w:rPr>
+          <w:rFonts w:ascii="Times New Roman" w:hAnsi="Times New Roman" w:cs="Times New Roman"/>
+          <w:color w:val="000000" w:themeColor="text1"/>
+          <w:sz w:val="24"/>
+          <w:szCs w:val="24"/>
+        </w:rPr>
+        <w:t xml:space="preserve"> on your device. You report it immediately and follow the </w:t>
+      </w:r>
+      <w:r>
+        <w:rPr>
+          <w:rFonts w:ascii="Times New Roman" w:hAnsi="Times New Roman" w:cs="Times New Roman"/>
+          <w:color w:val="000000" w:themeColor="text1"/>
+          <w:sz w:val="24"/>
+          <w:szCs w:val="24"/>
+        </w:rPr>
+        <w:t>organization’s</w:t>
+      </w:r>
+      <w:r>
+        <w:rPr>
+          <w:rFonts w:ascii="Times New Roman" w:hAnsi="Times New Roman" w:cs="Times New Roman"/>
+          <w:color w:val="000000" w:themeColor="text1"/>
+          <w:sz w:val="24"/>
+          <w:szCs w:val="24"/>
+        </w:rPr>
+        <w:t xml:space="preserve"> incident instructions.</w:t>
+      </w:r>
+    </w:p>
+    <w:p>
+      <w:pPr>
+        <w:pStyle w:val="Heading1"/>
+        <w:jc w:val="both"/>
+        <w:rPr>
+          <w:rFonts w:ascii="Times New Roman" w:hAnsi="Times New Roman" w:cs="Times New Roman"/>
+          <w:color w:val="000000" w:themeColor="text1"/>
+          <w:sz w:val="32"/>
+          <w:szCs w:val="32"/>
+        </w:rPr>
+      </w:pPr>
+      <w:r>
+        <w:rPr>
+          <w:rFonts w:ascii="Times New Roman" w:hAnsi="Times New Roman" w:cs="Times New Roman"/>
+          <w:color w:val="000000" w:themeColor="text1"/>
+          <w:sz w:val="32"/>
+          <w:szCs w:val="32"/>
+        </w:rPr>
+        <w:t xml:space="preserve">How a successful scam can affect the </w:t>
+      </w:r>
+      <w:r>
+        <w:rPr>
+          <w:rFonts w:ascii="Times New Roman" w:hAnsi="Times New Roman" w:cs="Times New Roman"/>
+          <w:color w:val="000000" w:themeColor="text1"/>
+          <w:sz w:val="32"/>
+          <w:szCs w:val="32"/>
+        </w:rPr>
+        <w:t>organization</w:t>
       </w:r>
     </w:p>
     <w:tbl>
@@ -271,321 +1742,418 @@
       </w:tblGrid>
       <w:tr>
         <w:trPr>
+          <w:cantSplit/>
+          <w:tblHeader/>
           <w:jc w:val="center"/>
         </w:trPr>
         <w:tc>
           <w:tcPr>
-            <w:tcW w:w="4968" w:type="dxa"/>
-            <w:shd w:val="clear" w:color="auto" w:fill="1F4E79"/>
+            <w:tcW w:w="4997" w:type="dxa"/>
+            <w:shd w:val="clear" w:color="auto" w:fill="1B496B"/>
+            <w:vAlign w:val="center"/>
           </w:tcPr>
           <w:p>
             <w:pPr>
+              <w:spacing w:after="20"/>
               <w:jc w:val="both"/>
               <w:rPr>
                 <w:rFonts w:ascii="Times New Roman" w:hAnsi="Times New Roman" w:cs="Times New Roman"/>
+                <w:color w:val="FFFFFF" w:themeColor="background1"/>
+                <w:sz w:val="24"/>
+                <w:szCs w:val="24"/>
               </w:rPr>
             </w:pPr>
             <w:r>
               <w:rPr>
                 <w:rFonts w:ascii="Times New Roman" w:hAnsi="Times New Roman" w:cs="Times New Roman"/>
                 <w:b/>
-                <w:color w:val="FFFFFF"/>
-              </w:rPr>
-              <w:t>Term</w:t>
+                <w:color w:val="FFFFFF" w:themeColor="background1"/>
+                <w:sz w:val="24"/>
+                <w:szCs w:val="24"/>
+              </w:rPr>
+              <w:t>What may happen</w:t>
             </w:r>
           </w:p>
         </w:tc>
         <w:tc>
           <w:tcPr>
-            <w:tcW w:w="4968" w:type="dxa"/>
-            <w:shd w:val="clear" w:color="auto" w:fill="1F4E79"/>
+            <w:tcW w:w="4997" w:type="dxa"/>
+            <w:shd w:val="clear" w:color="auto" w:fill="1B496B"/>
+            <w:vAlign w:val="center"/>
           </w:tcPr>
           <w:p>
             <w:pPr>
+              <w:spacing w:after="20"/>
               <w:jc w:val="both"/>
               <w:rPr>
                 <w:rFonts w:ascii="Times New Roman" w:hAnsi="Times New Roman" w:cs="Times New Roman"/>
+                <w:color w:val="FFFFFF" w:themeColor="background1"/>
+                <w:sz w:val="24"/>
+                <w:szCs w:val="24"/>
               </w:rPr>
             </w:pPr>
             <w:r>
               <w:rPr>
                 <w:rFonts w:ascii="Times New Roman" w:hAnsi="Times New Roman" w:cs="Times New Roman"/>
                 <w:b/>
-                <w:color w:val="FFFFFF"/>
-              </w:rPr>
-              <w:t>Employee meaning</w:t>
+                <w:color w:val="FFFFFF" w:themeColor="background1"/>
+                <w:sz w:val="24"/>
+                <w:szCs w:val="24"/>
+              </w:rPr>
+              <w:t xml:space="preserve">Possible effect on people and the </w:t>
+            </w:r>
+            <w:r>
+              <w:rPr>
+                <w:rFonts w:ascii="Times New Roman" w:hAnsi="Times New Roman" w:cs="Times New Roman"/>
+                <w:b/>
+                <w:color w:val="FFFFFF" w:themeColor="background1"/>
+                <w:sz w:val="24"/>
+                <w:szCs w:val="24"/>
+              </w:rPr>
+              <w:t>organization</w:t>
             </w:r>
           </w:p>
         </w:tc>
       </w:tr>
       <w:tr>
         <w:trPr>
+          <w:cantSplit/>
           <w:jc w:val="center"/>
         </w:trPr>
         <w:tc>
           <w:tcPr>
-            <w:tcW w:w="4968" w:type="dxa"/>
+            <w:tcW w:w="4997" w:type="dxa"/>
+            <w:shd w:val="clear" w:color="auto" w:fill="EAF1F6"/>
+            <w:vAlign w:val="center"/>
           </w:tcPr>
           <w:p>
             <w:pPr>
+              <w:spacing w:after="20"/>
               <w:jc w:val="both"/>
               <w:rPr>
                 <w:rFonts w:ascii="Times New Roman" w:hAnsi="Times New Roman" w:cs="Times New Roman"/>
+                <w:color w:val="000000" w:themeColor="text1"/>
+                <w:sz w:val="24"/>
+                <w:szCs w:val="24"/>
               </w:rPr>
             </w:pPr>
             <w:r>
               <w:rPr>
                 <w:rFonts w:ascii="Times New Roman" w:hAnsi="Times New Roman" w:cs="Times New Roman"/>
-              </w:rPr>
-              <w:t>phishing</w:t>
+                <w:color w:val="000000" w:themeColor="text1"/>
+                <w:sz w:val="24"/>
+                <w:szCs w:val="24"/>
+              </w:rPr>
+              <w:t>An employee enters a password on a fake sign-in page</w:t>
             </w:r>
           </w:p>
         </w:tc>
         <w:tc>
           <w:tcPr>
-            <w:tcW w:w="4968" w:type="dxa"/>
+            <w:tcW w:w="4997" w:type="dxa"/>
+            <w:shd w:val="clear" w:color="auto" w:fill="EAF1F6"/>
+            <w:vAlign w:val="center"/>
           </w:tcPr>
           <w:p>
             <w:pPr>
+              <w:spacing w:after="20"/>
               <w:jc w:val="both"/>
               <w:rPr>
                 <w:rFonts w:ascii="Times New Roman" w:hAnsi="Times New Roman" w:cs="Times New Roman"/>
+                <w:color w:val="000000" w:themeColor="text1"/>
+                <w:sz w:val="24"/>
+                <w:szCs w:val="24"/>
               </w:rPr>
             </w:pPr>
             <w:r>
               <w:rPr>
                 <w:rFonts w:ascii="Times New Roman" w:hAnsi="Times New Roman" w:cs="Times New Roman"/>
-              </w:rPr>
-              <w:t>Phishing is a security concept employees should understand and apply during daily work.</w:t>
+                <w:color w:val="000000" w:themeColor="text1"/>
+                <w:sz w:val="24"/>
+                <w:szCs w:val="24"/>
+              </w:rPr>
+              <w:t>An attacker may use the account to access email or files, impersonate the employee, or try the same password elsewhere. Work may need to stop while access is secured.</w:t>
             </w:r>
           </w:p>
         </w:tc>
       </w:tr>
       <w:tr>
         <w:trPr>
+          <w:cantSplit/>
           <w:jc w:val="center"/>
         </w:trPr>
         <w:tc>
           <w:tcPr>
-            <w:tcW w:w="4968" w:type="dxa"/>
+            <w:tcW w:w="4997" w:type="dxa"/>
+            <w:vAlign w:val="center"/>
           </w:tcPr>
           <w:p>
             <w:pPr>
+              <w:spacing w:after="20"/>
               <w:jc w:val="both"/>
               <w:rPr>
                 <w:rFonts w:ascii="Times New Roman" w:hAnsi="Times New Roman" w:cs="Times New Roman"/>
+                <w:color w:val="000000" w:themeColor="text1"/>
+                <w:sz w:val="24"/>
+                <w:szCs w:val="24"/>
               </w:rPr>
             </w:pPr>
             <w:r>
               <w:rPr>
                 <w:rFonts w:ascii="Times New Roman" w:hAnsi="Times New Roman" w:cs="Times New Roman"/>
-              </w:rPr>
-              <w:t>social engineering</w:t>
+                <w:color w:val="000000" w:themeColor="text1"/>
+                <w:sz w:val="24"/>
+                <w:szCs w:val="24"/>
+              </w:rPr>
+              <w:t>A payment request is not independently checked</w:t>
             </w:r>
           </w:p>
         </w:tc>
         <w:tc>
           <w:tcPr>
-            <w:tcW w:w="4968" w:type="dxa"/>
+            <w:tcW w:w="4997" w:type="dxa"/>
+            <w:vAlign w:val="center"/>
           </w:tcPr>
           <w:p>
             <w:pPr>
+              <w:spacing w:after="20"/>
               <w:jc w:val="both"/>
               <w:rPr>
                 <w:rFonts w:ascii="Times New Roman" w:hAnsi="Times New Roman" w:cs="Times New Roman"/>
+                <w:color w:val="000000" w:themeColor="text1"/>
+                <w:sz w:val="24"/>
+                <w:szCs w:val="24"/>
               </w:rPr>
             </w:pPr>
             <w:r>
               <w:rPr>
                 <w:rFonts w:ascii="Times New Roman" w:hAnsi="Times New Roman" w:cs="Times New Roman"/>
-              </w:rPr>
-              <w:t>Social engineering is a security concept employees should understand and apply during daily work.</w:t>
+                <w:color w:val="000000" w:themeColor="text1"/>
+                <w:sz w:val="24"/>
+                <w:szCs w:val="24"/>
+              </w:rPr>
+              <w:t xml:space="preserve">Money may be sent to a criminal-controlled account. The </w:t>
+            </w:r>
+            <w:r>
+              <w:rPr>
+                <w:rFonts w:ascii="Times New Roman" w:hAnsi="Times New Roman" w:cs="Times New Roman"/>
+                <w:color w:val="000000" w:themeColor="text1"/>
+                <w:sz w:val="24"/>
+                <w:szCs w:val="24"/>
+              </w:rPr>
+              <w:t>organization</w:t>
+            </w:r>
+            <w:r>
+              <w:rPr>
+                <w:rFonts w:ascii="Times New Roman" w:hAnsi="Times New Roman" w:cs="Times New Roman"/>
+                <w:color w:val="000000" w:themeColor="text1"/>
+                <w:sz w:val="24"/>
+                <w:szCs w:val="24"/>
+              </w:rPr>
+              <w:t xml:space="preserve"> may face financial loss, recovery work and delays paying legitimate suppliers.</w:t>
             </w:r>
           </w:p>
         </w:tc>
       </w:tr>
       <w:tr>
         <w:trPr>
+          <w:cantSplit/>
           <w:jc w:val="center"/>
         </w:trPr>
         <w:tc>
           <w:tcPr>
-            <w:tcW w:w="4968" w:type="dxa"/>
+            <w:tcW w:w="4997" w:type="dxa"/>
+            <w:shd w:val="clear" w:color="auto" w:fill="EAF1F6"/>
+            <w:vAlign w:val="center"/>
           </w:tcPr>
           <w:p>
             <w:pPr>
+              <w:spacing w:after="20"/>
               <w:jc w:val="both"/>
               <w:rPr>
                 <w:rFonts w:ascii="Times New Roman" w:hAnsi="Times New Roman" w:cs="Times New Roman"/>
+                <w:color w:val="000000" w:themeColor="text1"/>
+                <w:sz w:val="24"/>
+                <w:szCs w:val="24"/>
               </w:rPr>
             </w:pPr>
             <w:r>
               <w:rPr>
                 <w:rFonts w:ascii="Times New Roman" w:hAnsi="Times New Roman" w:cs="Times New Roman"/>
-              </w:rPr>
-              <w:t>verification</w:t>
+                <w:color w:val="000000" w:themeColor="text1"/>
+                <w:sz w:val="24"/>
+                <w:szCs w:val="24"/>
+              </w:rPr>
+              <w:t>A harmful attachment is opened</w:t>
             </w:r>
           </w:p>
         </w:tc>
         <w:tc>
           <w:tcPr>
-            <w:tcW w:w="4968" w:type="dxa"/>
+            <w:tcW w:w="4997" w:type="dxa"/>
+            <w:shd w:val="clear" w:color="auto" w:fill="EAF1F6"/>
+            <w:vAlign w:val="center"/>
           </w:tcPr>
           <w:p>
             <w:pPr>
+              <w:spacing w:after="20"/>
               <w:jc w:val="both"/>
               <w:rPr>
                 <w:rFonts w:ascii="Times New Roman" w:hAnsi="Times New Roman" w:cs="Times New Roman"/>
+                <w:color w:val="000000" w:themeColor="text1"/>
+                <w:sz w:val="24"/>
+                <w:szCs w:val="24"/>
               </w:rPr>
             </w:pPr>
             <w:r>
               <w:rPr>
                 <w:rFonts w:ascii="Times New Roman" w:hAnsi="Times New Roman" w:cs="Times New Roman"/>
-              </w:rPr>
-              <w:t>Verification is a security concept employees should understand and apply during daily work.</w:t>
+                <w:color w:val="000000" w:themeColor="text1"/>
+                <w:sz w:val="24"/>
+                <w:szCs w:val="24"/>
+              </w:rPr>
+              <w:t>Malware may disrupt a device or shared service. Staff may lose access to tools, and IT teams may need time to investigate and restore systems.</w:t>
             </w:r>
           </w:p>
         </w:tc>
       </w:tr>
       <w:tr>
         <w:trPr>
+          <w:cantSplit/>
           <w:jc w:val="center"/>
         </w:trPr>
         <w:tc>
           <w:tcPr>
-            <w:tcW w:w="4968" w:type="dxa"/>
+            <w:tcW w:w="4997" w:type="dxa"/>
+            <w:vAlign w:val="center"/>
           </w:tcPr>
           <w:p>
             <w:pPr>
+              <w:spacing w:after="20"/>
               <w:jc w:val="both"/>
               <w:rPr>
                 <w:rFonts w:ascii="Times New Roman" w:hAnsi="Times New Roman" w:cs="Times New Roman"/>
+                <w:color w:val="000000" w:themeColor="text1"/>
+                <w:sz w:val="24"/>
+                <w:szCs w:val="24"/>
               </w:rPr>
             </w:pPr>
             <w:r>
               <w:rPr>
                 <w:rFonts w:ascii="Times New Roman" w:hAnsi="Times New Roman" w:cs="Times New Roman"/>
-              </w:rPr>
-              <w:t>email</w:t>
+                <w:color w:val="000000" w:themeColor="text1"/>
+                <w:sz w:val="24"/>
+                <w:szCs w:val="24"/>
+              </w:rPr>
+              <w:lastRenderedPageBreak/>
+              <w:t>Sensitive information is sent to an impostor</w:t>
             </w:r>
           </w:p>
         </w:tc>
         <w:tc>
           <w:tcPr>
-            <w:tcW w:w="4968" w:type="dxa"/>
+            <w:tcW w:w="4997" w:type="dxa"/>
+            <w:vAlign w:val="center"/>
           </w:tcPr>
           <w:p>
             <w:pPr>
+              <w:spacing w:after="20"/>
               <w:jc w:val="both"/>
               <w:rPr>
                 <w:rFonts w:ascii="Times New Roman" w:hAnsi="Times New Roman" w:cs="Times New Roman"/>
+                <w:color w:val="000000" w:themeColor="text1"/>
+                <w:sz w:val="24"/>
+                <w:szCs w:val="24"/>
               </w:rPr>
             </w:pPr>
             <w:r>
               <w:rPr>
                 <w:rFonts w:ascii="Times New Roman" w:hAnsi="Times New Roman" w:cs="Times New Roman"/>
-              </w:rPr>
-              <w:t>Email is a security concept employees should understand and apply during daily work.</w:t>
+                <w:color w:val="000000" w:themeColor="text1"/>
+                <w:sz w:val="24"/>
+                <w:szCs w:val="24"/>
+              </w:rPr>
+              <w:t xml:space="preserve">Employees, customers or suppliers may face privacy harm. The </w:t>
+            </w:r>
+            <w:r>
+              <w:rPr>
+                <w:rFonts w:ascii="Times New Roman" w:hAnsi="Times New Roman" w:cs="Times New Roman"/>
+                <w:color w:val="000000" w:themeColor="text1"/>
+                <w:sz w:val="24"/>
+                <w:szCs w:val="24"/>
+              </w:rPr>
+              <w:t>organization</w:t>
+            </w:r>
+            <w:r>
+              <w:rPr>
+                <w:rFonts w:ascii="Times New Roman" w:hAnsi="Times New Roman" w:cs="Times New Roman"/>
+                <w:color w:val="000000" w:themeColor="text1"/>
+                <w:sz w:val="24"/>
+                <w:szCs w:val="24"/>
+              </w:rPr>
+              <w:t xml:space="preserve"> may need to contain the exposure, contact affected people and manage legal or contractual obligations.</w:t>
             </w:r>
           </w:p>
         </w:tc>
       </w:tr>
       <w:tr>
         <w:trPr>
+          <w:cantSplit/>
           <w:jc w:val="center"/>
         </w:trPr>
         <w:tc>
           <w:tcPr>
-            <w:tcW w:w="4968" w:type="dxa"/>
+            <w:tcW w:w="4997" w:type="dxa"/>
+            <w:shd w:val="clear" w:color="auto" w:fill="EAF1F6"/>
+            <w:vAlign w:val="center"/>
           </w:tcPr>
           <w:p>
             <w:pPr>
+              <w:spacing w:after="20"/>
               <w:jc w:val="both"/>
               <w:rPr>
                 <w:rFonts w:ascii="Times New Roman" w:hAnsi="Times New Roman" w:cs="Times New Roman"/>
+                <w:color w:val="000000" w:themeColor="text1"/>
+                <w:sz w:val="24"/>
+                <w:szCs w:val="24"/>
               </w:rPr>
             </w:pPr>
             <w:r>
               <w:rPr>
                 <w:rFonts w:ascii="Times New Roman" w:hAnsi="Times New Roman" w:cs="Times New Roman"/>
-              </w:rPr>
-              <w:t>links</w:t>
+                <w:color w:val="000000" w:themeColor="text1"/>
+                <w:sz w:val="24"/>
+                <w:szCs w:val="24"/>
+              </w:rPr>
+              <w:t>A suspicious message or mistake is reported late</w:t>
             </w:r>
           </w:p>
         </w:tc>
         <w:tc>
           <w:tcPr>
-            <w:tcW w:w="4968" w:type="dxa"/>
+            <w:tcW w:w="4997" w:type="dxa"/>
+            <w:shd w:val="clear" w:color="auto" w:fill="EAF1F6"/>
+            <w:vAlign w:val="center"/>
           </w:tcPr>
           <w:p>
             <w:pPr>
+              <w:spacing w:after="20"/>
               <w:jc w:val="both"/>
               <w:rPr>
                 <w:rFonts w:ascii="Times New Roman" w:hAnsi="Times New Roman" w:cs="Times New Roman"/>
+                <w:color w:val="000000" w:themeColor="text1"/>
+                <w:sz w:val="24"/>
+                <w:szCs w:val="24"/>
               </w:rPr>
             </w:pPr>
             <w:r>
               <w:rPr>
                 <w:rFonts w:ascii="Times New Roman" w:hAnsi="Times New Roman" w:cs="Times New Roman"/>
-              </w:rPr>
-              <w:t>Links is a security concept employees should understand and apply during daily work.</w:t>
-            </w:r>
-          </w:p>
-        </w:tc>
-      </w:tr>
-      <w:tr>
-        <w:trPr>
-          <w:jc w:val="center"/>
-        </w:trPr>
-        <w:tc>
-          <w:tcPr>
-            <w:tcW w:w="4968" w:type="dxa"/>
-          </w:tcPr>
-          <w:p>
-            <w:pPr>
-              <w:jc w:val="both"/>
-              <w:rPr>
-                <w:rFonts w:ascii="Times New Roman" w:hAnsi="Times New Roman" w:cs="Times New Roman"/>
-              </w:rPr>
-            </w:pPr>
-            <w:r>
-              <w:rPr>
-                <w:rFonts w:ascii="Times New Roman" w:hAnsi="Times New Roman" w:cs="Times New Roman"/>
-              </w:rPr>
-              <w:t>attachments</w:t>
-            </w:r>
-          </w:p>
-        </w:tc>
-        <w:tc>
-          <w:tcPr>
-            <w:tcW w:w="4968" w:type="dxa"/>
-          </w:tcPr>
-          <w:p>
-            <w:pPr>
-              <w:jc w:val="both"/>
-              <w:rPr>
-                <w:rFonts w:ascii="Times New Roman" w:hAnsi="Times New Roman" w:cs="Times New Roman"/>
-              </w:rPr>
-            </w:pPr>
-            <w:r>
-              <w:rPr>
-                <w:rFonts w:ascii="Times New Roman" w:hAnsi="Times New Roman" w:cs="Times New Roman"/>
-              </w:rPr>
-              <w:t xml:space="preserve">Attachments </w:t>
-            </w:r>
-            <w:proofErr w:type="gramStart"/>
-            <w:r>
-              <w:rPr>
-                <w:rFonts w:ascii="Times New Roman" w:hAnsi="Times New Roman" w:cs="Times New Roman"/>
-              </w:rPr>
-              <w:t>is</w:t>
-            </w:r>
-            <w:proofErr w:type="gramEnd"/>
-            <w:r>
-              <w:rPr>
-                <w:rFonts w:ascii="Times New Roman" w:hAnsi="Times New Roman" w:cs="Times New Roman"/>
-              </w:rPr>
-              <w:t xml:space="preserve"> a security concept employees should understand and apply during daily work.</w:t>
+                <w:color w:val="000000" w:themeColor="text1"/>
+                <w:sz w:val="24"/>
+                <w:szCs w:val="24"/>
+              </w:rPr>
+              <w:t>A scam may have more time to spread or use an account. Containment and recovery can become more difficult, costly and disruptive.</w:t>
             </w:r>
           </w:p>
         </w:tc>
@@ -597,13 +2165,19 @@
         <w:jc w:val="both"/>
         <w:rPr>
           <w:rFonts w:ascii="Times New Roman" w:hAnsi="Times New Roman" w:cs="Times New Roman"/>
-        </w:rPr>
-      </w:pPr>
-      <w:r>
-        <w:rPr>
-          <w:rFonts w:ascii="Times New Roman" w:hAnsi="Times New Roman" w:cs="Times New Roman"/>
-        </w:rPr>
-        <w:t>Main topics</w:t>
+          <w:color w:val="000000" w:themeColor="text1"/>
+          <w:sz w:val="32"/>
+          <w:szCs w:val="32"/>
+        </w:rPr>
+      </w:pPr>
+      <w:r>
+        <w:rPr>
+          <w:rFonts w:ascii="Times New Roman" w:hAnsi="Times New Roman" w:cs="Times New Roman"/>
+          <w:color w:val="000000" w:themeColor="text1"/>
+          <w:sz w:val="32"/>
+          <w:szCs w:val="32"/>
+        </w:rPr>
+        <w:t>Safer responses to use every day</w:t>
       </w:r>
     </w:p>
     <w:p>
@@ -616,13 +2190,19 @@
         <w:jc w:val="both"/>
         <w:rPr>
           <w:rFonts w:ascii="Times New Roman" w:hAnsi="Times New Roman" w:cs="Times New Roman"/>
-        </w:rPr>
-      </w:pPr>
-      <w:r>
-        <w:rPr>
-          <w:rFonts w:ascii="Times New Roman" w:hAnsi="Times New Roman" w:cs="Times New Roman"/>
-        </w:rPr>
-        <w:t>Phishing messages</w:t>
+          <w:color w:val="000000" w:themeColor="text1"/>
+          <w:sz w:val="24"/>
+          <w:szCs w:val="24"/>
+        </w:rPr>
+      </w:pPr>
+      <w:r>
+        <w:rPr>
+          <w:rFonts w:ascii="Times New Roman" w:hAnsi="Times New Roman" w:cs="Times New Roman"/>
+          <w:color w:val="000000" w:themeColor="text1"/>
+          <w:sz w:val="24"/>
+          <w:szCs w:val="24"/>
+        </w:rPr>
+        <w:t>Pause when a message asks for money, passwords, MFA codes, personal information or an unusual action.</w:t>
       </w:r>
     </w:p>
     <w:p>
@@ -635,13 +2215,19 @@
         <w:jc w:val="both"/>
         <w:rPr>
           <w:rFonts w:ascii="Times New Roman" w:hAnsi="Times New Roman" w:cs="Times New Roman"/>
-        </w:rPr>
-      </w:pPr>
-      <w:r>
-        <w:rPr>
-          <w:rFonts w:ascii="Times New Roman" w:hAnsi="Times New Roman" w:cs="Times New Roman"/>
-        </w:rPr>
-        <w:t>Social engineering</w:t>
+          <w:color w:val="000000" w:themeColor="text1"/>
+          <w:sz w:val="24"/>
+          <w:szCs w:val="24"/>
+        </w:rPr>
+      </w:pPr>
+      <w:r>
+        <w:rPr>
+          <w:rFonts w:ascii="Times New Roman" w:hAnsi="Times New Roman" w:cs="Times New Roman"/>
+          <w:color w:val="000000" w:themeColor="text1"/>
+          <w:sz w:val="24"/>
+          <w:szCs w:val="24"/>
+        </w:rPr>
+        <w:t>Check the sender and the context; do not trust a display name or logo by itself.</w:t>
       </w:r>
     </w:p>
     <w:p>
@@ -654,14 +2240,19 @@
         <w:jc w:val="both"/>
         <w:rPr>
           <w:rFonts w:ascii="Times New Roman" w:hAnsi="Times New Roman" w:cs="Times New Roman"/>
-        </w:rPr>
-      </w:pPr>
-      <w:r>
-        <w:rPr>
-          <w:rFonts w:ascii="Times New Roman" w:hAnsi="Times New Roman" w:cs="Times New Roman"/>
-        </w:rPr>
-        <w:lastRenderedPageBreak/>
-        <w:t>Urgency and authority</w:t>
+          <w:color w:val="000000" w:themeColor="text1"/>
+          <w:sz w:val="24"/>
+          <w:szCs w:val="24"/>
+        </w:rPr>
+      </w:pPr>
+      <w:r>
+        <w:rPr>
+          <w:rFonts w:ascii="Times New Roman" w:hAnsi="Times New Roman" w:cs="Times New Roman"/>
+          <w:color w:val="000000" w:themeColor="text1"/>
+          <w:sz w:val="24"/>
+          <w:szCs w:val="24"/>
+        </w:rPr>
+        <w:t>Verify sensitive or unusual requests through a separate, known contact method.</w:t>
       </w:r>
     </w:p>
     <w:p>
@@ -674,13 +2265,37 @@
         <w:jc w:val="both"/>
         <w:rPr>
           <w:rFonts w:ascii="Times New Roman" w:hAnsi="Times New Roman" w:cs="Times New Roman"/>
-        </w:rPr>
-      </w:pPr>
-      <w:r>
-        <w:rPr>
-          <w:rFonts w:ascii="Times New Roman" w:hAnsi="Times New Roman" w:cs="Times New Roman"/>
-        </w:rPr>
-        <w:t>Links and attachments</w:t>
+          <w:color w:val="000000" w:themeColor="text1"/>
+          <w:sz w:val="24"/>
+          <w:szCs w:val="24"/>
+        </w:rPr>
+      </w:pPr>
+      <w:r>
+        <w:rPr>
+          <w:rFonts w:ascii="Times New Roman" w:hAnsi="Times New Roman" w:cs="Times New Roman"/>
+          <w:color w:val="000000" w:themeColor="text1"/>
+          <w:sz w:val="24"/>
+          <w:szCs w:val="24"/>
+        </w:rPr>
+        <w:t xml:space="preserve">Use the </w:t>
+      </w:r>
+      <w:r>
+        <w:rPr>
+          <w:rFonts w:ascii="Times New Roman" w:hAnsi="Times New Roman" w:cs="Times New Roman"/>
+          <w:color w:val="000000" w:themeColor="text1"/>
+          <w:sz w:val="24"/>
+          <w:szCs w:val="24"/>
+        </w:rPr>
+        <w:t>organization’s</w:t>
+      </w:r>
+      <w:r>
+        <w:rPr>
+          <w:rFonts w:ascii="Times New Roman" w:hAnsi="Times New Roman" w:cs="Times New Roman"/>
+          <w:color w:val="000000" w:themeColor="text1"/>
+          <w:sz w:val="24"/>
+          <w:szCs w:val="24"/>
+        </w:rPr>
+        <w:t xml:space="preserve"> normal payment and approval procedures, even under time pressure.</w:t>
       </w:r>
     </w:p>
     <w:p>
@@ -693,13 +2308,19 @@
         <w:jc w:val="both"/>
         <w:rPr>
           <w:rFonts w:ascii="Times New Roman" w:hAnsi="Times New Roman" w:cs="Times New Roman"/>
-        </w:rPr>
-      </w:pPr>
-      <w:r>
-        <w:rPr>
-          <w:rFonts w:ascii="Times New Roman" w:hAnsi="Times New Roman" w:cs="Times New Roman"/>
-        </w:rPr>
-        <w:t>Business email compromise</w:t>
+          <w:color w:val="000000" w:themeColor="text1"/>
+          <w:sz w:val="24"/>
+          <w:szCs w:val="24"/>
+        </w:rPr>
+      </w:pPr>
+      <w:r>
+        <w:rPr>
+          <w:rFonts w:ascii="Times New Roman" w:hAnsi="Times New Roman" w:cs="Times New Roman"/>
+          <w:color w:val="000000" w:themeColor="text1"/>
+          <w:sz w:val="24"/>
+          <w:szCs w:val="24"/>
+        </w:rPr>
+        <w:t>Avoid opening unexpected links or attachments; report them through the approved channel.</w:t>
       </w:r>
     </w:p>
     <w:p>
@@ -712,343 +2333,19 @@
         <w:jc w:val="both"/>
         <w:rPr>
           <w:rFonts w:ascii="Times New Roman" w:hAnsi="Times New Roman" w:cs="Times New Roman"/>
-        </w:rPr>
-      </w:pPr>
-      <w:r>
-        <w:rPr>
-          <w:rFonts w:ascii="Times New Roman" w:hAnsi="Times New Roman" w:cs="Times New Roman"/>
-        </w:rPr>
-        <w:t>Verification and reporting</w:t>
-      </w:r>
-    </w:p>
-    <w:p>
-      <w:pPr>
-        <w:pStyle w:val="Heading1"/>
-        <w:jc w:val="both"/>
-        <w:rPr>
-          <w:rFonts w:ascii="Times New Roman" w:hAnsi="Times New Roman" w:cs="Times New Roman"/>
-        </w:rPr>
-      </w:pPr>
-      <w:r>
-        <w:rPr>
-          <w:rFonts w:ascii="Times New Roman" w:hAnsi="Times New Roman" w:cs="Times New Roman"/>
-        </w:rPr>
-        <w:t>Explanations of the topics</w:t>
-      </w:r>
-    </w:p>
-    <w:p>
-      <w:pPr>
-        <w:pStyle w:val="Heading2"/>
-        <w:jc w:val="both"/>
-        <w:rPr>
-          <w:rFonts w:ascii="Times New Roman" w:hAnsi="Times New Roman" w:cs="Times New Roman"/>
-        </w:rPr>
-      </w:pPr>
-      <w:r>
-        <w:rPr>
-          <w:rFonts w:ascii="Times New Roman" w:hAnsi="Times New Roman" w:cs="Times New Roman"/>
-        </w:rPr>
-        <w:t>Phishing messages</w:t>
-      </w:r>
-    </w:p>
-    <w:p>
-      <w:pPr>
-        <w:jc w:val="both"/>
-        <w:rPr>
-          <w:rFonts w:ascii="Times New Roman" w:hAnsi="Times New Roman" w:cs="Times New Roman"/>
-        </w:rPr>
-      </w:pPr>
-      <w:r>
-        <w:rPr>
-          <w:rFonts w:ascii="Times New Roman" w:hAnsi="Times New Roman" w:cs="Times New Roman"/>
-        </w:rPr>
-        <w:t xml:space="preserve">Phishing messages affects </w:t>
-      </w:r>
-      <w:proofErr w:type="spellStart"/>
-      <w:r>
-        <w:rPr>
-          <w:rFonts w:ascii="Times New Roman" w:hAnsi="Times New Roman" w:cs="Times New Roman"/>
-        </w:rPr>
-        <w:t>everyday</w:t>
-      </w:r>
-      <w:proofErr w:type="spellEnd"/>
-      <w:r>
-        <w:rPr>
-          <w:rFonts w:ascii="Times New Roman" w:hAnsi="Times New Roman" w:cs="Times New Roman"/>
-        </w:rPr>
-        <w:t xml:space="preserve"> work because employees use accounts, devices, information and online services to complete tasks. Follow the approved process, check unusual requests, use the minimum necessary access and report concerns promptly. The goal is to reduce preventable mistakes while making it easier for support staff to respond.</w:t>
-      </w:r>
-    </w:p>
-    <w:p>
-      <w:pPr>
-        <w:pStyle w:val="Heading2"/>
-        <w:jc w:val="both"/>
-        <w:rPr>
-          <w:rFonts w:ascii="Times New Roman" w:hAnsi="Times New Roman" w:cs="Times New Roman"/>
-        </w:rPr>
-      </w:pPr>
-      <w:r>
-        <w:rPr>
-          <w:rFonts w:ascii="Times New Roman" w:hAnsi="Times New Roman" w:cs="Times New Roman"/>
-        </w:rPr>
-        <w:t>Social engineering</w:t>
-      </w:r>
-    </w:p>
-    <w:p>
-      <w:pPr>
-        <w:jc w:val="both"/>
-        <w:rPr>
-          <w:rFonts w:ascii="Times New Roman" w:hAnsi="Times New Roman" w:cs="Times New Roman"/>
-        </w:rPr>
-      </w:pPr>
-      <w:r>
-        <w:rPr>
-          <w:rFonts w:ascii="Times New Roman" w:hAnsi="Times New Roman" w:cs="Times New Roman"/>
-        </w:rPr>
-        <w:t xml:space="preserve">Social engineering affects </w:t>
-      </w:r>
-      <w:proofErr w:type="spellStart"/>
-      <w:r>
-        <w:rPr>
-          <w:rFonts w:ascii="Times New Roman" w:hAnsi="Times New Roman" w:cs="Times New Roman"/>
-        </w:rPr>
-        <w:t>everyday</w:t>
-      </w:r>
-      <w:proofErr w:type="spellEnd"/>
-      <w:r>
-        <w:rPr>
-          <w:rFonts w:ascii="Times New Roman" w:hAnsi="Times New Roman" w:cs="Times New Roman"/>
-        </w:rPr>
-        <w:t xml:space="preserve"> work because employees use accounts, devices, information and online services to complete tasks. Follow the approved process, check unusual requests, use the minimum necessary access and report concerns promptly. The goal is to reduce preventable mistakes while making it easier for support staff to respond.</w:t>
-      </w:r>
-    </w:p>
-    <w:p>
-      <w:pPr>
-        <w:pStyle w:val="Heading2"/>
-        <w:jc w:val="both"/>
-        <w:rPr>
-          <w:rFonts w:ascii="Times New Roman" w:hAnsi="Times New Roman" w:cs="Times New Roman"/>
-        </w:rPr>
-      </w:pPr>
-      <w:r>
-        <w:rPr>
-          <w:rFonts w:ascii="Times New Roman" w:hAnsi="Times New Roman" w:cs="Times New Roman"/>
-        </w:rPr>
-        <w:t>Urgency and authority</w:t>
-      </w:r>
-    </w:p>
-    <w:p>
-      <w:pPr>
-        <w:jc w:val="both"/>
-        <w:rPr>
-          <w:rFonts w:ascii="Times New Roman" w:hAnsi="Times New Roman" w:cs="Times New Roman"/>
-        </w:rPr>
-      </w:pPr>
-      <w:r>
-        <w:rPr>
-          <w:rFonts w:ascii="Times New Roman" w:hAnsi="Times New Roman" w:cs="Times New Roman"/>
-        </w:rPr>
-        <w:t xml:space="preserve">Urgency and authority </w:t>
-      </w:r>
-      <w:proofErr w:type="gramStart"/>
-      <w:r>
-        <w:rPr>
-          <w:rFonts w:ascii="Times New Roman" w:hAnsi="Times New Roman" w:cs="Times New Roman"/>
-        </w:rPr>
-        <w:t>affects</w:t>
-      </w:r>
-      <w:proofErr w:type="gramEnd"/>
-      <w:r>
-        <w:rPr>
-          <w:rFonts w:ascii="Times New Roman" w:hAnsi="Times New Roman" w:cs="Times New Roman"/>
-        </w:rPr>
-        <w:t xml:space="preserve"> </w:t>
-      </w:r>
-      <w:proofErr w:type="spellStart"/>
-      <w:r>
-        <w:rPr>
-          <w:rFonts w:ascii="Times New Roman" w:hAnsi="Times New Roman" w:cs="Times New Roman"/>
-        </w:rPr>
-        <w:t>everyday</w:t>
-      </w:r>
-      <w:proofErr w:type="spellEnd"/>
-      <w:r>
-        <w:rPr>
-          <w:rFonts w:ascii="Times New Roman" w:hAnsi="Times New Roman" w:cs="Times New Roman"/>
-        </w:rPr>
-        <w:t xml:space="preserve"> work because employees use accounts, devices, information and online services to complete tasks. Follow the approved process, check unusual requests, use the minimum necessary access and report concerns promptly. The goal is to reduce preventable mistakes while making it easier for support staff to respond.</w:t>
-      </w:r>
-    </w:p>
-    <w:p>
-      <w:pPr>
-        <w:pStyle w:val="Heading2"/>
-        <w:jc w:val="both"/>
-        <w:rPr>
-          <w:rFonts w:ascii="Times New Roman" w:hAnsi="Times New Roman" w:cs="Times New Roman"/>
-        </w:rPr>
-      </w:pPr>
-      <w:r>
-        <w:rPr>
-          <w:rFonts w:ascii="Times New Roman" w:hAnsi="Times New Roman" w:cs="Times New Roman"/>
-        </w:rPr>
-        <w:t>Links and attachments</w:t>
-      </w:r>
-    </w:p>
-    <w:p>
-      <w:pPr>
-        <w:jc w:val="both"/>
-        <w:rPr>
-          <w:rFonts w:ascii="Times New Roman" w:hAnsi="Times New Roman" w:cs="Times New Roman"/>
-        </w:rPr>
-      </w:pPr>
-      <w:r>
-        <w:rPr>
-          <w:rFonts w:ascii="Times New Roman" w:hAnsi="Times New Roman" w:cs="Times New Roman"/>
-        </w:rPr>
-        <w:t xml:space="preserve">Links and attachments </w:t>
-      </w:r>
-      <w:proofErr w:type="gramStart"/>
-      <w:r>
-        <w:rPr>
-          <w:rFonts w:ascii="Times New Roman" w:hAnsi="Times New Roman" w:cs="Times New Roman"/>
-        </w:rPr>
-        <w:t>affects</w:t>
-      </w:r>
-      <w:proofErr w:type="gramEnd"/>
-      <w:r>
-        <w:rPr>
-          <w:rFonts w:ascii="Times New Roman" w:hAnsi="Times New Roman" w:cs="Times New Roman"/>
-        </w:rPr>
-        <w:t xml:space="preserve"> </w:t>
-      </w:r>
-      <w:proofErr w:type="spellStart"/>
-      <w:r>
-        <w:rPr>
-          <w:rFonts w:ascii="Times New Roman" w:hAnsi="Times New Roman" w:cs="Times New Roman"/>
-        </w:rPr>
-        <w:t>everyday</w:t>
-      </w:r>
-      <w:proofErr w:type="spellEnd"/>
-      <w:r>
-        <w:rPr>
-          <w:rFonts w:ascii="Times New Roman" w:hAnsi="Times New Roman" w:cs="Times New Roman"/>
-        </w:rPr>
-        <w:t xml:space="preserve"> work because employees use accounts, devices, information and online services to complete tasks. Follow the approved process, check unusual requests, use the minimum necessary access and report concerns promptly. The goal is to reduce preventable mistakes while making it easier for support staff to respond.</w:t>
-      </w:r>
-    </w:p>
-    <w:p>
-      <w:pPr>
-        <w:pStyle w:val="Heading2"/>
-        <w:jc w:val="both"/>
-        <w:rPr>
-          <w:rFonts w:ascii="Times New Roman" w:hAnsi="Times New Roman" w:cs="Times New Roman"/>
-        </w:rPr>
-      </w:pPr>
-      <w:r>
-        <w:rPr>
-          <w:rFonts w:ascii="Times New Roman" w:hAnsi="Times New Roman" w:cs="Times New Roman"/>
-        </w:rPr>
-        <w:t>Business email compromise</w:t>
-      </w:r>
-    </w:p>
-    <w:p>
-      <w:pPr>
-        <w:jc w:val="both"/>
-        <w:rPr>
-          <w:rFonts w:ascii="Times New Roman" w:hAnsi="Times New Roman" w:cs="Times New Roman"/>
-        </w:rPr>
-      </w:pPr>
-      <w:r>
-        <w:rPr>
-          <w:rFonts w:ascii="Times New Roman" w:hAnsi="Times New Roman" w:cs="Times New Roman"/>
-        </w:rPr>
-        <w:t xml:space="preserve">Business email compromise affects </w:t>
-      </w:r>
-      <w:proofErr w:type="spellStart"/>
-      <w:r>
-        <w:rPr>
-          <w:rFonts w:ascii="Times New Roman" w:hAnsi="Times New Roman" w:cs="Times New Roman"/>
-        </w:rPr>
-        <w:t>everyday</w:t>
-      </w:r>
-      <w:proofErr w:type="spellEnd"/>
-      <w:r>
-        <w:rPr>
-          <w:rFonts w:ascii="Times New Roman" w:hAnsi="Times New Roman" w:cs="Times New Roman"/>
-        </w:rPr>
-        <w:t xml:space="preserve"> work because employees use accounts, devices, information and online services to complete tasks. Follow the approved process, check unusual requests, use the minimum necessary access and report concerns promptly. The goal is to reduce preventable mistakes while making it easier for support staff to respond.</w:t>
-      </w:r>
-    </w:p>
-    <w:p>
-      <w:pPr>
-        <w:pStyle w:val="Heading2"/>
-        <w:jc w:val="both"/>
-        <w:rPr>
-          <w:rFonts w:ascii="Times New Roman" w:hAnsi="Times New Roman" w:cs="Times New Roman"/>
-        </w:rPr>
-      </w:pPr>
-      <w:r>
-        <w:rPr>
-          <w:rFonts w:ascii="Times New Roman" w:hAnsi="Times New Roman" w:cs="Times New Roman"/>
-        </w:rPr>
-        <w:t>Verification and reporting</w:t>
-      </w:r>
-    </w:p>
-    <w:p>
-      <w:pPr>
-        <w:jc w:val="both"/>
-        <w:rPr>
-          <w:rFonts w:ascii="Times New Roman" w:hAnsi="Times New Roman" w:cs="Times New Roman"/>
-        </w:rPr>
-      </w:pPr>
-      <w:r>
-        <w:rPr>
-          <w:rFonts w:ascii="Times New Roman" w:hAnsi="Times New Roman" w:cs="Times New Roman"/>
-        </w:rPr>
-        <w:t xml:space="preserve">Verification and reporting </w:t>
-      </w:r>
-      <w:proofErr w:type="gramStart"/>
-      <w:r>
-        <w:rPr>
-          <w:rFonts w:ascii="Times New Roman" w:hAnsi="Times New Roman" w:cs="Times New Roman"/>
-        </w:rPr>
-        <w:t>affects</w:t>
-      </w:r>
-      <w:proofErr w:type="gramEnd"/>
-      <w:r>
-        <w:rPr>
-          <w:rFonts w:ascii="Times New Roman" w:hAnsi="Times New Roman" w:cs="Times New Roman"/>
-        </w:rPr>
-        <w:t xml:space="preserve"> </w:t>
-      </w:r>
-      <w:proofErr w:type="spellStart"/>
-      <w:r>
-        <w:rPr>
-          <w:rFonts w:ascii="Times New Roman" w:hAnsi="Times New Roman" w:cs="Times New Roman"/>
-        </w:rPr>
-        <w:t>everyday</w:t>
-      </w:r>
-      <w:proofErr w:type="spellEnd"/>
-      <w:r>
-        <w:rPr>
-          <w:rFonts w:ascii="Times New Roman" w:hAnsi="Times New Roman" w:cs="Times New Roman"/>
-        </w:rPr>
-        <w:t xml:space="preserve"> work because employees use accounts, devices, information and online services to complete tasks. Follow the approved process, check unusual requests, use the minimum necessary access and report concerns promptly. The goal is to reduce preventable mistakes while making it easier for support staff to respond.</w:t>
-      </w:r>
-    </w:p>
-    <w:p>
-      <w:pPr>
-        <w:pStyle w:val="Heading1"/>
-        <w:jc w:val="both"/>
-        <w:rPr>
-          <w:rFonts w:ascii="Times New Roman" w:hAnsi="Times New Roman" w:cs="Times New Roman"/>
-        </w:rPr>
-      </w:pPr>
-      <w:r>
-        <w:rPr>
-          <w:rFonts w:ascii="Times New Roman" w:hAnsi="Times New Roman" w:cs="Times New Roman"/>
-        </w:rPr>
-        <w:t>Workplace examples</w:t>
+          <w:color w:val="000000" w:themeColor="text1"/>
+          <w:sz w:val="24"/>
+          <w:szCs w:val="24"/>
+        </w:rPr>
+      </w:pPr>
+      <w:r>
+        <w:rPr>
+          <w:rFonts w:ascii="Times New Roman" w:hAnsi="Times New Roman" w:cs="Times New Roman"/>
+          <w:color w:val="000000" w:themeColor="text1"/>
+          <w:sz w:val="24"/>
+          <w:szCs w:val="24"/>
+        </w:rPr>
+        <w:t>Never share your password or one-time authentication code with someone who contacts you.</w:t>
       </w:r>
     </w:p>
     <w:p>
@@ -1061,90 +2358,19 @@
         <w:jc w:val="both"/>
         <w:rPr>
           <w:rFonts w:ascii="Times New Roman" w:hAnsi="Times New Roman" w:cs="Times New Roman"/>
-        </w:rPr>
-      </w:pPr>
-      <w:r>
-        <w:rPr>
-          <w:rFonts w:ascii="Times New Roman" w:hAnsi="Times New Roman" w:cs="Times New Roman"/>
-        </w:rPr>
-        <w:t>A staff member pauses before acting on an unusual request involving phishing, verifies it through a trusted channel and records the concern.</w:t>
-      </w:r>
-    </w:p>
-    <w:p>
-      <w:pPr>
-        <w:pStyle w:val="ListBullet"/>
-        <w:tabs>
-          <w:tab w:val="num" w:pos="360"/>
-        </w:tabs>
-        <w:ind w:left="360" w:hanging="360"/>
-        <w:jc w:val="both"/>
-        <w:rPr>
-          <w:rFonts w:ascii="Times New Roman" w:hAnsi="Times New Roman" w:cs="Times New Roman"/>
-        </w:rPr>
-      </w:pPr>
-      <w:r>
-        <w:rPr>
-          <w:rFonts w:ascii="Times New Roman" w:hAnsi="Times New Roman" w:cs="Times New Roman"/>
-        </w:rPr>
-        <w:t>A staff member pauses before acting on an unusual request involving social engineering, verifies it through a trusted channel and records the concern.</w:t>
-      </w:r>
-    </w:p>
-    <w:p>
-      <w:pPr>
-        <w:pStyle w:val="ListBullet"/>
-        <w:tabs>
-          <w:tab w:val="num" w:pos="360"/>
-        </w:tabs>
-        <w:ind w:left="360" w:hanging="360"/>
-        <w:jc w:val="both"/>
-        <w:rPr>
-          <w:rFonts w:ascii="Times New Roman" w:hAnsi="Times New Roman" w:cs="Times New Roman"/>
-        </w:rPr>
-      </w:pPr>
-      <w:r>
-        <w:rPr>
-          <w:rFonts w:ascii="Times New Roman" w:hAnsi="Times New Roman" w:cs="Times New Roman"/>
-        </w:rPr>
-        <w:lastRenderedPageBreak/>
-        <w:t>A staff member pauses before acting on an unusual request involving verification, verifies it through a trusted channel and records the concern.</w:t>
-      </w:r>
-    </w:p>
-    <w:p>
-      <w:pPr>
-        <w:pStyle w:val="ListBullet"/>
-        <w:tabs>
-          <w:tab w:val="num" w:pos="360"/>
-        </w:tabs>
-        <w:ind w:left="360" w:hanging="360"/>
-        <w:jc w:val="both"/>
-        <w:rPr>
-          <w:rFonts w:ascii="Times New Roman" w:hAnsi="Times New Roman" w:cs="Times New Roman"/>
-        </w:rPr>
-      </w:pPr>
-      <w:r>
-        <w:rPr>
-          <w:rFonts w:ascii="Times New Roman" w:hAnsi="Times New Roman" w:cs="Times New Roman"/>
-        </w:rPr>
-        <w:t>A staff member pauses before acting on an unusual request involving email, verifies it through a trusted channel and records the concern.</w:t>
-      </w:r>
-    </w:p>
-    <w:p>
-      <w:pPr>
-        <w:pStyle w:val="ListBullet"/>
-        <w:tabs>
-          <w:tab w:val="num" w:pos="360"/>
-        </w:tabs>
-        <w:ind w:left="360" w:hanging="360"/>
-        <w:jc w:val="both"/>
-        <w:rPr>
-          <w:rFonts w:ascii="Times New Roman" w:hAnsi="Times New Roman" w:cs="Times New Roman"/>
-        </w:rPr>
-      </w:pPr>
-      <w:r>
-        <w:rPr>
-          <w:rFonts w:ascii="Times New Roman" w:hAnsi="Times New Roman" w:cs="Times New Roman"/>
-        </w:rPr>
-        <w:t>A staff member pauses before acting on an unusual request involving links, verifies it through a trusted channel and records the concern.</w:t>
+          <w:color w:val="000000" w:themeColor="text1"/>
+          <w:sz w:val="24"/>
+          <w:szCs w:val="24"/>
+        </w:rPr>
+      </w:pPr>
+      <w:r>
+        <w:rPr>
+          <w:rFonts w:ascii="Times New Roman" w:hAnsi="Times New Roman" w:cs="Times New Roman"/>
+          <w:color w:val="000000" w:themeColor="text1"/>
+          <w:sz w:val="24"/>
+          <w:szCs w:val="24"/>
+        </w:rPr>
+        <w:t>If you make a mistake, report it quickly and honestly so the response team can help.</w:t>
       </w:r>
     </w:p>
     <w:p>
@@ -1153,13 +2379,19 @@
         <w:jc w:val="both"/>
         <w:rPr>
           <w:rFonts w:ascii="Times New Roman" w:hAnsi="Times New Roman" w:cs="Times New Roman"/>
-        </w:rPr>
-      </w:pPr>
-      <w:r>
-        <w:rPr>
-          <w:rFonts w:ascii="Times New Roman" w:hAnsi="Times New Roman" w:cs="Times New Roman"/>
-        </w:rPr>
-        <w:t>Business impact examples</w:t>
+          <w:color w:val="000000" w:themeColor="text1"/>
+          <w:sz w:val="32"/>
+          <w:szCs w:val="32"/>
+        </w:rPr>
+      </w:pPr>
+      <w:r>
+        <w:rPr>
+          <w:rFonts w:ascii="Times New Roman" w:hAnsi="Times New Roman" w:cs="Times New Roman"/>
+          <w:color w:val="000000" w:themeColor="text1"/>
+          <w:sz w:val="32"/>
+          <w:szCs w:val="32"/>
+        </w:rPr>
+        <w:t>Employee checklist</w:t>
       </w:r>
     </w:p>
     <w:tbl>
@@ -1170,675 +2402,437 @@
         <w:tblLook w:val="04A0" w:firstRow="1" w:lastRow="0" w:firstColumn="1" w:lastColumn="0" w:noHBand="0" w:noVBand="1"/>
       </w:tblPr>
       <w:tblGrid>
-        <w:gridCol w:w="4963"/>
-        <w:gridCol w:w="4963"/>
+        <w:gridCol w:w="4967"/>
+        <w:gridCol w:w="4959"/>
       </w:tblGrid>
       <w:tr>
         <w:trPr>
+          <w:cantSplit/>
+          <w:tblHeader/>
           <w:jc w:val="center"/>
         </w:trPr>
         <w:tc>
           <w:tcPr>
-            <w:tcW w:w="4968" w:type="dxa"/>
-            <w:shd w:val="clear" w:color="auto" w:fill="1F4E79"/>
+            <w:tcW w:w="4997" w:type="dxa"/>
+            <w:shd w:val="clear" w:color="auto" w:fill="1B496B"/>
+            <w:vAlign w:val="center"/>
           </w:tcPr>
           <w:p>
             <w:pPr>
+              <w:spacing w:after="20"/>
               <w:jc w:val="both"/>
               <w:rPr>
                 <w:rFonts w:ascii="Times New Roman" w:hAnsi="Times New Roman" w:cs="Times New Roman"/>
+                <w:color w:val="FFFFFF" w:themeColor="background1"/>
+                <w:sz w:val="24"/>
+                <w:szCs w:val="24"/>
               </w:rPr>
             </w:pPr>
             <w:r>
               <w:rPr>
                 <w:rFonts w:ascii="Times New Roman" w:hAnsi="Times New Roman" w:cs="Times New Roman"/>
                 <w:b/>
-                <w:color w:val="FFFFFF"/>
-              </w:rPr>
-              <w:t>Failure</w:t>
+                <w:color w:val="FFFFFF" w:themeColor="background1"/>
+                <w:sz w:val="24"/>
+                <w:szCs w:val="24"/>
+              </w:rPr>
+              <w:t>Before finishing, ask yourself</w:t>
             </w:r>
           </w:p>
         </w:tc>
         <w:tc>
           <w:tcPr>
-            <w:tcW w:w="4968" w:type="dxa"/>
-            <w:shd w:val="clear" w:color="auto" w:fill="1F4E79"/>
+            <w:tcW w:w="4997" w:type="dxa"/>
+            <w:shd w:val="clear" w:color="auto" w:fill="1B496B"/>
+            <w:vAlign w:val="center"/>
           </w:tcPr>
           <w:p>
             <w:pPr>
+              <w:spacing w:after="20"/>
               <w:jc w:val="both"/>
               <w:rPr>
                 <w:rFonts w:ascii="Times New Roman" w:hAnsi="Times New Roman" w:cs="Times New Roman"/>
+                <w:color w:val="FFFFFF" w:themeColor="background1"/>
+                <w:sz w:val="24"/>
+                <w:szCs w:val="24"/>
               </w:rPr>
             </w:pPr>
             <w:r>
               <w:rPr>
                 <w:rFonts w:ascii="Times New Roman" w:hAnsi="Times New Roman" w:cs="Times New Roman"/>
                 <w:b/>
-                <w:color w:val="FFFFFF"/>
-              </w:rPr>
-              <w:t>Possible impact</w:t>
+                <w:color w:val="FFFFFF" w:themeColor="background1"/>
+                <w:sz w:val="24"/>
+                <w:szCs w:val="24"/>
+              </w:rPr>
+              <w:t>Done</w:t>
             </w:r>
           </w:p>
         </w:tc>
       </w:tr>
       <w:tr>
         <w:trPr>
+          <w:cantSplit/>
           <w:jc w:val="center"/>
         </w:trPr>
         <w:tc>
           <w:tcPr>
-            <w:tcW w:w="4968" w:type="dxa"/>
+            <w:tcW w:w="4997" w:type="dxa"/>
+            <w:shd w:val="clear" w:color="auto" w:fill="EAF1F6"/>
+            <w:vAlign w:val="center"/>
           </w:tcPr>
           <w:p>
             <w:pPr>
+              <w:spacing w:after="20"/>
               <w:jc w:val="both"/>
               <w:rPr>
                 <w:rFonts w:ascii="Times New Roman" w:hAnsi="Times New Roman" w:cs="Times New Roman"/>
+                <w:color w:val="000000" w:themeColor="text1"/>
+                <w:sz w:val="24"/>
+                <w:szCs w:val="24"/>
               </w:rPr>
             </w:pPr>
             <w:r>
               <w:rPr>
                 <w:rFonts w:ascii="Times New Roman" w:hAnsi="Times New Roman" w:cs="Times New Roman"/>
-              </w:rPr>
-              <w:t>Unsafe phishing handling</w:t>
+                <w:color w:val="000000" w:themeColor="text1"/>
+                <w:sz w:val="24"/>
+                <w:szCs w:val="24"/>
+              </w:rPr>
+              <w:t>Can I explain what phishing and social engineering are?</w:t>
             </w:r>
           </w:p>
         </w:tc>
         <w:tc>
           <w:tcPr>
-            <w:tcW w:w="4968" w:type="dxa"/>
+            <w:tcW w:w="4997" w:type="dxa"/>
+            <w:shd w:val="clear" w:color="auto" w:fill="EAF1F6"/>
+            <w:vAlign w:val="center"/>
           </w:tcPr>
           <w:p>
             <w:pPr>
+              <w:spacing w:after="20"/>
               <w:jc w:val="both"/>
               <w:rPr>
                 <w:rFonts w:ascii="Times New Roman" w:hAnsi="Times New Roman" w:cs="Times New Roman"/>
+                <w:color w:val="000000" w:themeColor="text1"/>
+                <w:sz w:val="24"/>
+                <w:szCs w:val="24"/>
               </w:rPr>
             </w:pPr>
-            <w:proofErr w:type="spellStart"/>
-            <w:r>
-              <w:rPr>
-                <w:rFonts w:ascii="Times New Roman" w:hAnsi="Times New Roman" w:cs="Times New Roman"/>
-              </w:rPr>
-              <w:t>Unauthorised</w:t>
-            </w:r>
-            <w:proofErr w:type="spellEnd"/>
-            <w:r>
-              <w:rPr>
-                <w:rFonts w:ascii="Times New Roman" w:hAnsi="Times New Roman" w:cs="Times New Roman"/>
-              </w:rPr>
-              <w:t xml:space="preserve"> access, rework, interruption, privacy harm or loss of customer trust.</w:t>
+            <w:r>
+              <w:rPr>
+                <w:rFonts w:ascii="Segoe UI Symbol" w:hAnsi="Segoe UI Symbol" w:cs="Segoe UI Symbol"/>
+                <w:color w:val="000000" w:themeColor="text1"/>
+                <w:sz w:val="24"/>
+                <w:szCs w:val="24"/>
+              </w:rPr>
+              <w:t>☐</w:t>
             </w:r>
           </w:p>
         </w:tc>
       </w:tr>
       <w:tr>
         <w:trPr>
+          <w:cantSplit/>
           <w:jc w:val="center"/>
         </w:trPr>
         <w:tc>
           <w:tcPr>
-            <w:tcW w:w="4968" w:type="dxa"/>
+            <w:tcW w:w="4997" w:type="dxa"/>
+            <w:vAlign w:val="center"/>
           </w:tcPr>
           <w:p>
             <w:pPr>
+              <w:spacing w:after="20"/>
               <w:jc w:val="both"/>
               <w:rPr>
                 <w:rFonts w:ascii="Times New Roman" w:hAnsi="Times New Roman" w:cs="Times New Roman"/>
+                <w:color w:val="000000" w:themeColor="text1"/>
+                <w:sz w:val="24"/>
+                <w:szCs w:val="24"/>
               </w:rPr>
             </w:pPr>
             <w:r>
               <w:rPr>
                 <w:rFonts w:ascii="Times New Roman" w:hAnsi="Times New Roman" w:cs="Times New Roman"/>
-              </w:rPr>
-              <w:t>Unsafe social engineering handling</w:t>
+                <w:color w:val="000000" w:themeColor="text1"/>
+                <w:sz w:val="24"/>
+                <w:szCs w:val="24"/>
+              </w:rPr>
+              <w:t>Do I know how to check a sender and an unexpected request?</w:t>
             </w:r>
           </w:p>
         </w:tc>
         <w:tc>
           <w:tcPr>
-            <w:tcW w:w="4968" w:type="dxa"/>
+            <w:tcW w:w="4997" w:type="dxa"/>
+            <w:vAlign w:val="center"/>
           </w:tcPr>
           <w:p>
             <w:pPr>
+              <w:spacing w:after="20"/>
               <w:jc w:val="both"/>
               <w:rPr>
                 <w:rFonts w:ascii="Times New Roman" w:hAnsi="Times New Roman" w:cs="Times New Roman"/>
+                <w:color w:val="000000" w:themeColor="text1"/>
+                <w:sz w:val="24"/>
+                <w:szCs w:val="24"/>
               </w:rPr>
             </w:pPr>
-            <w:proofErr w:type="spellStart"/>
-            <w:r>
-              <w:rPr>
-                <w:rFonts w:ascii="Times New Roman" w:hAnsi="Times New Roman" w:cs="Times New Roman"/>
-              </w:rPr>
-              <w:t>Unauthorised</w:t>
-            </w:r>
-            <w:proofErr w:type="spellEnd"/>
-            <w:r>
-              <w:rPr>
-                <w:rFonts w:ascii="Times New Roman" w:hAnsi="Times New Roman" w:cs="Times New Roman"/>
-              </w:rPr>
-              <w:t xml:space="preserve"> access, rework, interruption, privacy harm or loss of customer trust.</w:t>
+            <w:r>
+              <w:rPr>
+                <w:rFonts w:ascii="Segoe UI Symbol" w:hAnsi="Segoe UI Symbol" w:cs="Segoe UI Symbol"/>
+                <w:color w:val="000000" w:themeColor="text1"/>
+                <w:sz w:val="24"/>
+                <w:szCs w:val="24"/>
+              </w:rPr>
+              <w:t>☐</w:t>
             </w:r>
           </w:p>
         </w:tc>
       </w:tr>
       <w:tr>
         <w:trPr>
+          <w:cantSplit/>
           <w:jc w:val="center"/>
         </w:trPr>
         <w:tc>
           <w:tcPr>
-            <w:tcW w:w="4968" w:type="dxa"/>
+            <w:tcW w:w="4997" w:type="dxa"/>
+            <w:shd w:val="clear" w:color="auto" w:fill="EAF1F6"/>
+            <w:vAlign w:val="center"/>
           </w:tcPr>
           <w:p>
             <w:pPr>
+              <w:spacing w:after="20"/>
               <w:jc w:val="both"/>
               <w:rPr>
                 <w:rFonts w:ascii="Times New Roman" w:hAnsi="Times New Roman" w:cs="Times New Roman"/>
+                <w:color w:val="000000" w:themeColor="text1"/>
+                <w:sz w:val="24"/>
+                <w:szCs w:val="24"/>
               </w:rPr>
             </w:pPr>
             <w:r>
               <w:rPr>
                 <w:rFonts w:ascii="Times New Roman" w:hAnsi="Times New Roman" w:cs="Times New Roman"/>
-              </w:rPr>
-              <w:t>Unsafe verification handling</w:t>
+                <w:color w:val="000000" w:themeColor="text1"/>
+                <w:sz w:val="24"/>
+                <w:szCs w:val="24"/>
+              </w:rPr>
+              <w:t>Would I independently verify a payment or bank-detail change?</w:t>
             </w:r>
           </w:p>
         </w:tc>
         <w:tc>
           <w:tcPr>
-            <w:tcW w:w="4968" w:type="dxa"/>
+            <w:tcW w:w="4997" w:type="dxa"/>
+            <w:shd w:val="clear" w:color="auto" w:fill="EAF1F6"/>
+            <w:vAlign w:val="center"/>
           </w:tcPr>
           <w:p>
             <w:pPr>
+              <w:spacing w:after="20"/>
               <w:jc w:val="both"/>
               <w:rPr>
                 <w:rFonts w:ascii="Times New Roman" w:hAnsi="Times New Roman" w:cs="Times New Roman"/>
+                <w:color w:val="000000" w:themeColor="text1"/>
+                <w:sz w:val="24"/>
+                <w:szCs w:val="24"/>
               </w:rPr>
             </w:pPr>
-            <w:proofErr w:type="spellStart"/>
-            <w:r>
-              <w:rPr>
-                <w:rFonts w:ascii="Times New Roman" w:hAnsi="Times New Roman" w:cs="Times New Roman"/>
-              </w:rPr>
-              <w:t>Unauthorised</w:t>
-            </w:r>
-            <w:proofErr w:type="spellEnd"/>
-            <w:r>
-              <w:rPr>
-                <w:rFonts w:ascii="Times New Roman" w:hAnsi="Times New Roman" w:cs="Times New Roman"/>
-              </w:rPr>
-              <w:t xml:space="preserve"> access, rework, interruption, privacy harm or loss of customer trust.</w:t>
+            <w:r>
+              <w:rPr>
+                <w:rFonts w:ascii="Segoe UI Symbol" w:hAnsi="Segoe UI Symbol" w:cs="Segoe UI Symbol"/>
+                <w:color w:val="000000" w:themeColor="text1"/>
+                <w:sz w:val="24"/>
+                <w:szCs w:val="24"/>
+              </w:rPr>
+              <w:t>☐</w:t>
             </w:r>
           </w:p>
         </w:tc>
       </w:tr>
       <w:tr>
         <w:trPr>
+          <w:cantSplit/>
           <w:jc w:val="center"/>
         </w:trPr>
         <w:tc>
           <w:tcPr>
-            <w:tcW w:w="4968" w:type="dxa"/>
+            <w:tcW w:w="4997" w:type="dxa"/>
+            <w:vAlign w:val="center"/>
           </w:tcPr>
           <w:p>
             <w:pPr>
+              <w:spacing w:after="20"/>
               <w:jc w:val="both"/>
               <w:rPr>
                 <w:rFonts w:ascii="Times New Roman" w:hAnsi="Times New Roman" w:cs="Times New Roman"/>
+                <w:color w:val="000000" w:themeColor="text1"/>
+                <w:sz w:val="24"/>
+                <w:szCs w:val="24"/>
               </w:rPr>
             </w:pPr>
             <w:r>
               <w:rPr>
                 <w:rFonts w:ascii="Times New Roman" w:hAnsi="Times New Roman" w:cs="Times New Roman"/>
-              </w:rPr>
-              <w:t>Unsafe email handling</w:t>
+                <w:color w:val="000000" w:themeColor="text1"/>
+                <w:sz w:val="24"/>
+                <w:szCs w:val="24"/>
+              </w:rPr>
+              <w:t>Do I know not to share passwords or MFA codes?</w:t>
             </w:r>
           </w:p>
         </w:tc>
         <w:tc>
           <w:tcPr>
-            <w:tcW w:w="4968" w:type="dxa"/>
+            <w:tcW w:w="4997" w:type="dxa"/>
+            <w:vAlign w:val="center"/>
           </w:tcPr>
           <w:p>
             <w:pPr>
+              <w:spacing w:after="20"/>
               <w:jc w:val="both"/>
               <w:rPr>
                 <w:rFonts w:ascii="Times New Roman" w:hAnsi="Times New Roman" w:cs="Times New Roman"/>
+                <w:color w:val="000000" w:themeColor="text1"/>
+                <w:sz w:val="24"/>
+                <w:szCs w:val="24"/>
               </w:rPr>
             </w:pPr>
-            <w:proofErr w:type="spellStart"/>
-            <w:r>
-              <w:rPr>
-                <w:rFonts w:ascii="Times New Roman" w:hAnsi="Times New Roman" w:cs="Times New Roman"/>
-              </w:rPr>
-              <w:t>Unauthorised</w:t>
-            </w:r>
-            <w:proofErr w:type="spellEnd"/>
-            <w:r>
-              <w:rPr>
-                <w:rFonts w:ascii="Times New Roman" w:hAnsi="Times New Roman" w:cs="Times New Roman"/>
-              </w:rPr>
-              <w:t xml:space="preserve"> access, rework, interruption, privacy harm or loss of customer trust.</w:t>
-            </w:r>
-          </w:p>
-        </w:tc>
-      </w:tr>
-    </w:tbl>
-    <w:p>
-      <w:pPr>
-        <w:pStyle w:val="Heading1"/>
-        <w:jc w:val="both"/>
-        <w:rPr>
-          <w:rFonts w:ascii="Times New Roman" w:hAnsi="Times New Roman" w:cs="Times New Roman"/>
-        </w:rPr>
-      </w:pPr>
-      <w:r>
-        <w:rPr>
-          <w:rFonts w:ascii="Times New Roman" w:hAnsi="Times New Roman" w:cs="Times New Roman"/>
-        </w:rPr>
-        <w:t xml:space="preserve">Safe employee </w:t>
-      </w:r>
-      <w:proofErr w:type="spellStart"/>
-      <w:r>
-        <w:rPr>
-          <w:rFonts w:ascii="Times New Roman" w:hAnsi="Times New Roman" w:cs="Times New Roman"/>
-        </w:rPr>
-        <w:t>behaviours</w:t>
-      </w:r>
-      <w:proofErr w:type="spellEnd"/>
-    </w:p>
-    <w:p>
-      <w:pPr>
-        <w:pStyle w:val="ListBullet"/>
-        <w:tabs>
-          <w:tab w:val="num" w:pos="360"/>
-        </w:tabs>
-        <w:ind w:left="360" w:hanging="360"/>
-        <w:jc w:val="both"/>
-        <w:rPr>
-          <w:rFonts w:ascii="Times New Roman" w:hAnsi="Times New Roman" w:cs="Times New Roman"/>
-        </w:rPr>
-      </w:pPr>
-      <w:r>
-        <w:rPr>
-          <w:rFonts w:ascii="Times New Roman" w:hAnsi="Times New Roman" w:cs="Times New Roman"/>
-        </w:rPr>
-        <w:t>Use approved tools and processes.</w:t>
-      </w:r>
-    </w:p>
-    <w:p>
-      <w:pPr>
-        <w:pStyle w:val="ListBullet"/>
-        <w:tabs>
-          <w:tab w:val="num" w:pos="360"/>
-        </w:tabs>
-        <w:ind w:left="360" w:hanging="360"/>
-        <w:jc w:val="both"/>
-        <w:rPr>
-          <w:rFonts w:ascii="Times New Roman" w:hAnsi="Times New Roman" w:cs="Times New Roman"/>
-        </w:rPr>
-      </w:pPr>
-      <w:r>
-        <w:rPr>
-          <w:rFonts w:ascii="Times New Roman" w:hAnsi="Times New Roman" w:cs="Times New Roman"/>
-        </w:rPr>
-        <w:t>Verify unusual requests before acting.</w:t>
-      </w:r>
-    </w:p>
-    <w:p>
-      <w:pPr>
-        <w:pStyle w:val="ListBullet"/>
-        <w:tabs>
-          <w:tab w:val="num" w:pos="360"/>
-        </w:tabs>
-        <w:ind w:left="360" w:hanging="360"/>
-        <w:jc w:val="both"/>
-        <w:rPr>
-          <w:rFonts w:ascii="Times New Roman" w:hAnsi="Times New Roman" w:cs="Times New Roman"/>
-        </w:rPr>
-      </w:pPr>
-      <w:r>
-        <w:rPr>
-          <w:rFonts w:ascii="Times New Roman" w:hAnsi="Times New Roman" w:cs="Times New Roman"/>
-        </w:rPr>
-        <w:t>Protect accounts, devices and information.</w:t>
-      </w:r>
-    </w:p>
-    <w:p>
-      <w:pPr>
-        <w:pStyle w:val="ListBullet"/>
-        <w:tabs>
-          <w:tab w:val="num" w:pos="360"/>
-        </w:tabs>
-        <w:ind w:left="360" w:hanging="360"/>
-        <w:jc w:val="both"/>
-        <w:rPr>
-          <w:rFonts w:ascii="Times New Roman" w:hAnsi="Times New Roman" w:cs="Times New Roman"/>
-        </w:rPr>
-      </w:pPr>
-      <w:r>
-        <w:rPr>
-          <w:rFonts w:ascii="Times New Roman" w:hAnsi="Times New Roman" w:cs="Times New Roman"/>
-        </w:rPr>
-        <w:t>Use only the access needed for the task.</w:t>
-      </w:r>
-    </w:p>
-    <w:p>
-      <w:pPr>
-        <w:pStyle w:val="ListBullet"/>
-        <w:tabs>
-          <w:tab w:val="num" w:pos="360"/>
-        </w:tabs>
-        <w:ind w:left="360" w:hanging="360"/>
-        <w:jc w:val="both"/>
-        <w:rPr>
-          <w:rFonts w:ascii="Times New Roman" w:hAnsi="Times New Roman" w:cs="Times New Roman"/>
-        </w:rPr>
-      </w:pPr>
-      <w:r>
-        <w:rPr>
-          <w:rFonts w:ascii="Times New Roman" w:hAnsi="Times New Roman" w:cs="Times New Roman"/>
-        </w:rPr>
-        <w:t>Report mistakes and suspicious activity promptly.</w:t>
-      </w:r>
-    </w:p>
-    <w:p>
-      <w:pPr>
-        <w:pStyle w:val="Heading1"/>
-        <w:jc w:val="both"/>
-        <w:rPr>
-          <w:rFonts w:ascii="Times New Roman" w:hAnsi="Times New Roman" w:cs="Times New Roman"/>
-        </w:rPr>
-      </w:pPr>
-      <w:r>
-        <w:rPr>
-          <w:rFonts w:ascii="Times New Roman" w:hAnsi="Times New Roman" w:cs="Times New Roman"/>
-        </w:rPr>
-        <w:t>Employee security checklist</w:t>
-      </w:r>
-    </w:p>
-    <w:tbl>
-      <w:tblPr>
-        <w:tblStyle w:val="TableGrid"/>
-        <w:tblW w:w="0" w:type="auto"/>
-        <w:jc w:val="center"/>
-        <w:tblLook w:val="04A0" w:firstRow="1" w:lastRow="0" w:firstColumn="1" w:lastColumn="0" w:noHBand="0" w:noVBand="1"/>
-      </w:tblPr>
-      <w:tblGrid>
-        <w:gridCol w:w="4963"/>
-        <w:gridCol w:w="4963"/>
-      </w:tblGrid>
-      <w:tr>
-        <w:trPr>
-          <w:jc w:val="center"/>
-        </w:trPr>
-        <w:tc>
-          <w:tcPr>
-            <w:tcW w:w="4968" w:type="dxa"/>
-            <w:shd w:val="clear" w:color="auto" w:fill="1F4E79"/>
-          </w:tcPr>
-          <w:p>
-            <w:pPr>
-              <w:jc w:val="both"/>
-              <w:rPr>
-                <w:rFonts w:ascii="Times New Roman" w:hAnsi="Times New Roman" w:cs="Times New Roman"/>
-              </w:rPr>
-            </w:pPr>
-            <w:r>
-              <w:rPr>
-                <w:rFonts w:ascii="Times New Roman" w:hAnsi="Times New Roman" w:cs="Times New Roman"/>
-                <w:b/>
-                <w:color w:val="FFFFFF"/>
-              </w:rPr>
-              <w:t>Check</w:t>
-            </w:r>
-          </w:p>
-        </w:tc>
-        <w:tc>
-          <w:tcPr>
-            <w:tcW w:w="4968" w:type="dxa"/>
-            <w:shd w:val="clear" w:color="auto" w:fill="1F4E79"/>
-          </w:tcPr>
-          <w:p>
-            <w:pPr>
-              <w:jc w:val="both"/>
-              <w:rPr>
-                <w:rFonts w:ascii="Times New Roman" w:hAnsi="Times New Roman" w:cs="Times New Roman"/>
-              </w:rPr>
-            </w:pPr>
-            <w:r>
-              <w:rPr>
-                <w:rFonts w:ascii="Times New Roman" w:hAnsi="Times New Roman" w:cs="Times New Roman"/>
-                <w:b/>
-                <w:color w:val="FFFFFF"/>
-              </w:rPr>
-              <w:t>Complete</w:t>
+            <w:r>
+              <w:rPr>
+                <w:rFonts w:ascii="Segoe UI Symbol" w:hAnsi="Segoe UI Symbol" w:cs="Segoe UI Symbol"/>
+                <w:color w:val="000000" w:themeColor="text1"/>
+                <w:sz w:val="24"/>
+                <w:szCs w:val="24"/>
+              </w:rPr>
+              <w:t>☐</w:t>
             </w:r>
           </w:p>
         </w:tc>
       </w:tr>
       <w:tr>
         <w:trPr>
+          <w:cantSplit/>
           <w:jc w:val="center"/>
         </w:trPr>
         <w:tc>
           <w:tcPr>
-            <w:tcW w:w="4968" w:type="dxa"/>
+            <w:tcW w:w="4997" w:type="dxa"/>
+            <w:shd w:val="clear" w:color="auto" w:fill="EAF1F6"/>
+            <w:vAlign w:val="center"/>
           </w:tcPr>
           <w:p>
             <w:pPr>
+              <w:spacing w:after="20"/>
               <w:jc w:val="both"/>
               <w:rPr>
                 <w:rFonts w:ascii="Times New Roman" w:hAnsi="Times New Roman" w:cs="Times New Roman"/>
+                <w:color w:val="000000" w:themeColor="text1"/>
+                <w:sz w:val="24"/>
+                <w:szCs w:val="24"/>
               </w:rPr>
             </w:pPr>
             <w:r>
               <w:rPr>
                 <w:rFonts w:ascii="Times New Roman" w:hAnsi="Times New Roman" w:cs="Times New Roman"/>
-              </w:rPr>
-              <w:t>I understand the main risks in this module.</w:t>
+                <w:color w:val="000000" w:themeColor="text1"/>
+                <w:sz w:val="24"/>
+                <w:szCs w:val="24"/>
+              </w:rPr>
+              <w:t>Do I know where to report a suspicious message or accidental click?</w:t>
             </w:r>
           </w:p>
         </w:tc>
         <w:tc>
           <w:tcPr>
-            <w:tcW w:w="4968" w:type="dxa"/>
+            <w:tcW w:w="4997" w:type="dxa"/>
+            <w:shd w:val="clear" w:color="auto" w:fill="EAF1F6"/>
+            <w:vAlign w:val="center"/>
           </w:tcPr>
           <w:p>
             <w:pPr>
+              <w:spacing w:after="20"/>
               <w:jc w:val="both"/>
               <w:rPr>
                 <w:rFonts w:ascii="Times New Roman" w:hAnsi="Times New Roman" w:cs="Times New Roman"/>
+                <w:color w:val="000000" w:themeColor="text1"/>
+                <w:sz w:val="24"/>
+                <w:szCs w:val="24"/>
               </w:rPr>
             </w:pPr>
+            <w:r>
+              <w:rPr>
+                <w:rFonts w:ascii="Segoe UI Symbol" w:hAnsi="Segoe UI Symbol" w:cs="Segoe UI Symbol"/>
+                <w:color w:val="000000" w:themeColor="text1"/>
+                <w:sz w:val="24"/>
+                <w:szCs w:val="24"/>
+              </w:rPr>
+              <w:t>☐</w:t>
+            </w:r>
           </w:p>
         </w:tc>
       </w:tr>
       <w:tr>
         <w:trPr>
+          <w:cantSplit/>
           <w:jc w:val="center"/>
         </w:trPr>
         <w:tc>
           <w:tcPr>
-            <w:tcW w:w="4968" w:type="dxa"/>
+            <w:tcW w:w="4997" w:type="dxa"/>
+            <w:vAlign w:val="center"/>
           </w:tcPr>
           <w:p>
             <w:pPr>
+              <w:spacing w:after="20"/>
               <w:jc w:val="both"/>
               <w:rPr>
                 <w:rFonts w:ascii="Times New Roman" w:hAnsi="Times New Roman" w:cs="Times New Roman"/>
+                <w:color w:val="000000" w:themeColor="text1"/>
+                <w:sz w:val="24"/>
+                <w:szCs w:val="24"/>
               </w:rPr>
             </w:pPr>
             <w:r>
               <w:rPr>
                 <w:rFonts w:ascii="Times New Roman" w:hAnsi="Times New Roman" w:cs="Times New Roman"/>
-              </w:rPr>
-              <w:t>I use approved tools and processes.</w:t>
+                <w:color w:val="000000" w:themeColor="text1"/>
+                <w:sz w:val="24"/>
+                <w:szCs w:val="24"/>
+              </w:rPr>
+              <w:t>Would I report a mistake promptly, even if I am unsure what happened?</w:t>
             </w:r>
           </w:p>
         </w:tc>
         <w:tc>
           <w:tcPr>
-            <w:tcW w:w="4968" w:type="dxa"/>
+            <w:tcW w:w="4997" w:type="dxa"/>
+            <w:vAlign w:val="center"/>
           </w:tcPr>
           <w:p>
             <w:pPr>
+              <w:spacing w:after="20"/>
               <w:jc w:val="both"/>
               <w:rPr>
                 <w:rFonts w:ascii="Times New Roman" w:hAnsi="Times New Roman" w:cs="Times New Roman"/>
+                <w:color w:val="000000" w:themeColor="text1"/>
+                <w:sz w:val="24"/>
+                <w:szCs w:val="24"/>
               </w:rPr>
             </w:pPr>
-          </w:p>
-        </w:tc>
-      </w:tr>
-      <w:tr>
-        <w:trPr>
-          <w:jc w:val="center"/>
-        </w:trPr>
-        <w:tc>
-          <w:tcPr>
-            <w:tcW w:w="4968" w:type="dxa"/>
-          </w:tcPr>
-          <w:p>
-            <w:pPr>
-              <w:jc w:val="both"/>
-              <w:rPr>
-                <w:rFonts w:ascii="Times New Roman" w:hAnsi="Times New Roman" w:cs="Times New Roman"/>
-              </w:rPr>
-            </w:pPr>
-            <w:r>
-              <w:rPr>
-                <w:rFonts w:ascii="Times New Roman" w:hAnsi="Times New Roman" w:cs="Times New Roman"/>
-              </w:rPr>
-              <w:t>I verify unusual requests.</w:t>
-            </w:r>
-          </w:p>
-        </w:tc>
-        <w:tc>
-          <w:tcPr>
-            <w:tcW w:w="4968" w:type="dxa"/>
-          </w:tcPr>
-          <w:p>
-            <w:pPr>
-              <w:jc w:val="both"/>
-              <w:rPr>
-                <w:rFonts w:ascii="Times New Roman" w:hAnsi="Times New Roman" w:cs="Times New Roman"/>
-              </w:rPr>
-            </w:pPr>
-          </w:p>
-        </w:tc>
-      </w:tr>
-      <w:tr>
-        <w:trPr>
-          <w:jc w:val="center"/>
-        </w:trPr>
-        <w:tc>
-          <w:tcPr>
-            <w:tcW w:w="4968" w:type="dxa"/>
-          </w:tcPr>
-          <w:p>
-            <w:pPr>
-              <w:jc w:val="both"/>
-              <w:rPr>
-                <w:rFonts w:ascii="Times New Roman" w:hAnsi="Times New Roman" w:cs="Times New Roman"/>
-              </w:rPr>
-            </w:pPr>
-            <w:r>
-              <w:rPr>
-                <w:rFonts w:ascii="Times New Roman" w:hAnsi="Times New Roman" w:cs="Times New Roman"/>
-              </w:rPr>
-              <w:t>I protect business and personal information.</w:t>
-            </w:r>
-          </w:p>
-        </w:tc>
-        <w:tc>
-          <w:tcPr>
-            <w:tcW w:w="4968" w:type="dxa"/>
-          </w:tcPr>
-          <w:p>
-            <w:pPr>
-              <w:jc w:val="both"/>
-              <w:rPr>
-                <w:rFonts w:ascii="Times New Roman" w:hAnsi="Times New Roman" w:cs="Times New Roman"/>
-              </w:rPr>
-            </w:pPr>
-          </w:p>
-        </w:tc>
-      </w:tr>
-      <w:tr>
-        <w:trPr>
-          <w:jc w:val="center"/>
-        </w:trPr>
-        <w:tc>
-          <w:tcPr>
-            <w:tcW w:w="4968" w:type="dxa"/>
-          </w:tcPr>
-          <w:p>
-            <w:pPr>
-              <w:jc w:val="both"/>
-              <w:rPr>
-                <w:rFonts w:ascii="Times New Roman" w:hAnsi="Times New Roman" w:cs="Times New Roman"/>
-              </w:rPr>
-            </w:pPr>
-            <w:r>
-              <w:rPr>
-                <w:rFonts w:ascii="Times New Roman" w:hAnsi="Times New Roman" w:cs="Times New Roman"/>
-              </w:rPr>
-              <w:t>I know where to report a concern.</w:t>
-            </w:r>
-          </w:p>
-        </w:tc>
-        <w:tc>
-          <w:tcPr>
-            <w:tcW w:w="4968" w:type="dxa"/>
-          </w:tcPr>
-          <w:p>
-            <w:pPr>
-              <w:jc w:val="both"/>
-              <w:rPr>
-                <w:rFonts w:ascii="Times New Roman" w:hAnsi="Times New Roman" w:cs="Times New Roman"/>
-              </w:rPr>
-            </w:pPr>
-          </w:p>
-        </w:tc>
-      </w:tr>
-      <w:tr>
-        <w:trPr>
-          <w:jc w:val="center"/>
-        </w:trPr>
-        <w:tc>
-          <w:tcPr>
-            <w:tcW w:w="4968" w:type="dxa"/>
-          </w:tcPr>
-          <w:p>
-            <w:pPr>
-              <w:jc w:val="both"/>
-              <w:rPr>
-                <w:rFonts w:ascii="Times New Roman" w:hAnsi="Times New Roman" w:cs="Times New Roman"/>
-              </w:rPr>
-            </w:pPr>
-            <w:r>
-              <w:rPr>
-                <w:rFonts w:ascii="Times New Roman" w:hAnsi="Times New Roman" w:cs="Times New Roman"/>
-              </w:rPr>
-              <w:t>I report mistakes promptly.</w:t>
-            </w:r>
-          </w:p>
-        </w:tc>
-        <w:tc>
-          <w:tcPr>
-            <w:tcW w:w="4968" w:type="dxa"/>
-          </w:tcPr>
-          <w:p>
-            <w:pPr>
-              <w:jc w:val="both"/>
-              <w:rPr>
-                <w:rFonts w:ascii="Times New Roman" w:hAnsi="Times New Roman" w:cs="Times New Roman"/>
-              </w:rPr>
-            </w:pPr>
+            <w:r>
+              <w:rPr>
+                <w:rFonts w:ascii="Segoe UI Symbol" w:hAnsi="Segoe UI Symbol" w:cs="Segoe UI Symbol"/>
+                <w:color w:val="000000" w:themeColor="text1"/>
+                <w:sz w:val="24"/>
+                <w:szCs w:val="24"/>
+              </w:rPr>
+              <w:t>☐</w:t>
+            </w:r>
           </w:p>
         </w:tc>
       </w:tr>
@@ -1849,48 +2843,121 @@
         <w:jc w:val="both"/>
         <w:rPr>
           <w:rFonts w:ascii="Times New Roman" w:hAnsi="Times New Roman" w:cs="Times New Roman"/>
-        </w:rPr>
-      </w:pPr>
-      <w:r>
-        <w:rPr>
-          <w:rFonts w:ascii="Times New Roman" w:hAnsi="Times New Roman" w:cs="Times New Roman"/>
+          <w:color w:val="000000" w:themeColor="text1"/>
+          <w:sz w:val="32"/>
+          <w:szCs w:val="32"/>
+        </w:rPr>
+      </w:pPr>
+      <w:r>
+        <w:rPr>
+          <w:rFonts w:ascii="Times New Roman" w:hAnsi="Times New Roman" w:cs="Times New Roman"/>
+          <w:color w:val="000000" w:themeColor="text1"/>
+          <w:sz w:val="32"/>
+          <w:szCs w:val="32"/>
         </w:rPr>
         <w:t>Assessment coverage</w:t>
       </w:r>
     </w:p>
     <w:p>
       <w:pPr>
-        <w:jc w:val="both"/>
-        <w:rPr>
-          <w:rFonts w:ascii="Times New Roman" w:hAnsi="Times New Roman" w:cs="Times New Roman"/>
-        </w:rPr>
-      </w:pPr>
-      <w:r>
-        <w:rPr>
-          <w:rFonts w:ascii="Times New Roman" w:hAnsi="Times New Roman" w:cs="Times New Roman"/>
-        </w:rPr>
-        <w:t xml:space="preserve">This module uses Question Banks A, B and C. Each bank contains 10 questions, combining multiple-choice and workplace scenario questions. The banks cover Phishing messages, </w:t>
+        <w:spacing w:after="70"/>
+        <w:jc w:val="both"/>
+        <w:rPr>
+          <w:rFonts w:ascii="Times New Roman" w:hAnsi="Times New Roman" w:cs="Times New Roman"/>
+          <w:color w:val="000000" w:themeColor="text1"/>
+          <w:sz w:val="24"/>
+          <w:szCs w:val="24"/>
+        </w:rPr>
+      </w:pPr>
+      <w:r>
+        <w:rPr>
+          <w:rFonts w:ascii="Times New Roman" w:hAnsi="Times New Roman" w:cs="Times New Roman"/>
+          <w:color w:val="000000" w:themeColor="text1"/>
+          <w:sz w:val="24"/>
+          <w:szCs w:val="24"/>
+        </w:rPr>
+        <w:t xml:space="preserve">The planned assessment has three question banks: A, B and C, with 10 questions in each bank. Questions will include multiple-choice and workplace scenario items covering phishing messages, social engineering, pressure tactics, links and attachments, business email compromise, verification, reporting and business impact. The application is intended to record the selected bank, attempt, answers, score and feedback. Where available, a </w:t>
       </w:r>
       <w:proofErr w:type="gramStart"/>
       <w:r>
         <w:rPr>
           <w:rFonts w:ascii="Times New Roman" w:hAnsi="Times New Roman" w:cs="Times New Roman"/>
-        </w:rPr>
-        <w:t>Social</w:t>
+          <w:color w:val="000000" w:themeColor="text1"/>
+          <w:sz w:val="24"/>
+          <w:szCs w:val="24"/>
+        </w:rPr>
+        <w:t>repeat</w:t>
       </w:r>
       <w:proofErr w:type="gramEnd"/>
       <w:r>
         <w:rPr>
           <w:rFonts w:ascii="Times New Roman" w:hAnsi="Times New Roman" w:cs="Times New Roman"/>
-        </w:rPr>
-        <w:t xml:space="preserve"> engineering, Urgency and authority, Links </w:t>
-      </w:r>
-      <w:r>
-        <w:rPr>
-          <w:rFonts w:ascii="Times New Roman" w:hAnsi="Times New Roman" w:cs="Times New Roman"/>
+          <w:color w:val="000000" w:themeColor="text1"/>
+          <w:sz w:val="24"/>
+          <w:szCs w:val="24"/>
+        </w:rPr>
+        <w:t xml:space="preserve"> attempt should use a different bank.</w:t>
+      </w:r>
+    </w:p>
+    <w:p>
+      <w:pPr>
+        <w:pStyle w:val="Heading1"/>
+        <w:jc w:val="both"/>
+        <w:rPr>
+          <w:rFonts w:ascii="Times New Roman" w:hAnsi="Times New Roman" w:cs="Times New Roman"/>
+          <w:color w:val="000000" w:themeColor="text1"/>
+          <w:sz w:val="32"/>
+          <w:szCs w:val="32"/>
+        </w:rPr>
+      </w:pPr>
+      <w:r>
+        <w:rPr>
+          <w:rFonts w:ascii="Times New Roman" w:hAnsi="Times New Roman" w:cs="Times New Roman"/>
+          <w:color w:val="000000" w:themeColor="text1"/>
+          <w:sz w:val="32"/>
+          <w:szCs w:val="32"/>
         </w:rPr>
         <w:lastRenderedPageBreak/>
-        <w:t>and attachments, Business email compromise, Verification and reporting. The application should record the selected bank, attempt, answers, score and feedback, and use a different bank for a repeated attempt where available.</w:t>
+        <w:t>Module summary</w:t>
+      </w:r>
+    </w:p>
+    <w:p>
+      <w:pPr>
+        <w:spacing w:after="70"/>
+        <w:jc w:val="both"/>
+        <w:rPr>
+          <w:rFonts w:ascii="Times New Roman" w:hAnsi="Times New Roman" w:cs="Times New Roman"/>
+          <w:color w:val="000000" w:themeColor="text1"/>
+          <w:sz w:val="24"/>
+          <w:szCs w:val="24"/>
+        </w:rPr>
+      </w:pPr>
+      <w:r>
+        <w:rPr>
+          <w:rFonts w:ascii="Times New Roman" w:hAnsi="Times New Roman" w:cs="Times New Roman"/>
+          <w:color w:val="000000" w:themeColor="text1"/>
+          <w:sz w:val="24"/>
+          <w:szCs w:val="24"/>
+        </w:rPr>
+        <w:t xml:space="preserve">A suspicious message is easier to handle when you pause before acting. Check the request, verify it through a trusted route and report anything that concerns you. These simple steps can help protect accounts, money, information, daily operations and the trust people place in the </w:t>
+      </w:r>
+      <w:r>
+        <w:rPr>
+          <w:rFonts w:ascii="Times New Roman" w:hAnsi="Times New Roman" w:cs="Times New Roman"/>
+          <w:color w:val="000000" w:themeColor="text1"/>
+          <w:sz w:val="24"/>
+          <w:szCs w:val="24"/>
+        </w:rPr>
+        <w:t>organization</w:t>
+      </w:r>
+      <w:r>
+        <w:rPr>
+          <w:rFonts w:ascii="Times New Roman" w:hAnsi="Times New Roman" w:cs="Times New Roman"/>
+          <w:color w:val="000000" w:themeColor="text1"/>
+          <w:sz w:val="24"/>
+          <w:szCs w:val="24"/>
+        </w:rPr>
+        <w:t>.</w:t>
       </w:r>
     </w:p>
     <w:p>
@@ -1899,27 +2966,139 @@
         <w:jc w:val="both"/>
         <w:rPr>
           <w:rFonts w:ascii="Times New Roman" w:hAnsi="Times New Roman" w:cs="Times New Roman"/>
-        </w:rPr>
-      </w:pPr>
-      <w:r>
-        <w:rPr>
-          <w:rFonts w:ascii="Times New Roman" w:hAnsi="Times New Roman" w:cs="Times New Roman"/>
-        </w:rPr>
-        <w:t>Phase 1 planning evidence</w:t>
-      </w:r>
-    </w:p>
-    <w:p>
-      <w:pPr>
-        <w:jc w:val="both"/>
-        <w:rPr>
-          <w:rFonts w:ascii="Times New Roman" w:hAnsi="Times New Roman" w:cs="Times New Roman"/>
-        </w:rPr>
-      </w:pPr>
-      <w:r>
-        <w:rPr>
-          <w:rFonts w:ascii="Times New Roman" w:hAnsi="Times New Roman" w:cs="Times New Roman"/>
-        </w:rPr>
-        <w:t>The module structure, learning outcomes, topic list, assessment coverage and three-bank design are defined for the project foundation phase. The planned content supports the agreed 8 modules x 3 banks x 10 questions = 240-question assessment design. Final technical integration, scheduling, notifications and administration workflows can be completed during later phases.</w:t>
+          <w:color w:val="000000" w:themeColor="text1"/>
+          <w:sz w:val="32"/>
+          <w:szCs w:val="32"/>
+        </w:rPr>
+      </w:pPr>
+      <w:r>
+        <w:rPr>
+          <w:rFonts w:ascii="Times New Roman" w:hAnsi="Times New Roman" w:cs="Times New Roman"/>
+          <w:color w:val="000000" w:themeColor="text1"/>
+          <w:sz w:val="32"/>
+          <w:szCs w:val="32"/>
+        </w:rPr>
+        <w:t>References</w:t>
+      </w:r>
+    </w:p>
+    <w:p>
+      <w:pPr>
+        <w:pStyle w:val="ListParagraph"/>
+        <w:numPr>
+          <w:ilvl w:val="0"/>
+          <w:numId w:val="2"/>
+        </w:numPr>
+        <w:spacing w:after="70"/>
+        <w:jc w:val="both"/>
+        <w:rPr>
+          <w:rFonts w:ascii="Times New Roman" w:hAnsi="Times New Roman" w:cs="Times New Roman"/>
+          <w:color w:val="000000" w:themeColor="text1"/>
+          <w:sz w:val="24"/>
+          <w:szCs w:val="24"/>
+        </w:rPr>
+      </w:pPr>
+      <w:r>
+        <w:rPr>
+          <w:rFonts w:ascii="Times New Roman" w:hAnsi="Times New Roman" w:cs="Times New Roman"/>
+          <w:color w:val="000000" w:themeColor="text1"/>
+          <w:sz w:val="24"/>
+          <w:szCs w:val="24"/>
+        </w:rPr>
+        <w:t xml:space="preserve">Australian Cyber Security Centre. (n.d.). Learn about phishing scams. </w:t>
+      </w:r>
+      <w:hyperlink r:id="rId5" w:history="1">
+        <w:r>
+          <w:rPr>
+            <w:rStyle w:val="Hyperlink"/>
+            <w:rFonts w:ascii="Times New Roman" w:hAnsi="Times New Roman" w:cs="Times New Roman"/>
+            <w:sz w:val="24"/>
+            <w:szCs w:val="24"/>
+          </w:rPr>
+          <w:t>https://www.cyber.gov.au/guidance/learn-about-phishing-scams</w:t>
+        </w:r>
+      </w:hyperlink>
+    </w:p>
+    <w:p>
+      <w:pPr>
+        <w:pStyle w:val="ListParagraph"/>
+        <w:numPr>
+          <w:ilvl w:val="0"/>
+          <w:numId w:val="2"/>
+        </w:numPr>
+        <w:spacing w:after="70"/>
+        <w:jc w:val="both"/>
+        <w:rPr>
+          <w:rFonts w:ascii="Times New Roman" w:hAnsi="Times New Roman" w:cs="Times New Roman"/>
+          <w:color w:val="000000" w:themeColor="text1"/>
+          <w:sz w:val="24"/>
+          <w:szCs w:val="24"/>
+        </w:rPr>
+      </w:pPr>
+      <w:r>
+        <w:rPr>
+          <w:rFonts w:ascii="Times New Roman" w:hAnsi="Times New Roman" w:cs="Times New Roman"/>
+          <w:color w:val="000000" w:themeColor="text1"/>
+          <w:sz w:val="24"/>
+          <w:szCs w:val="24"/>
+        </w:rPr>
+        <w:t xml:space="preserve">Australian Cyber Security Centre. (n.d.). Detecting socially engineered messages. </w:t>
+      </w:r>
+      <w:hyperlink r:id="rId6" w:history="1">
+        <w:r>
+          <w:rPr>
+            <w:rStyle w:val="Hyperlink"/>
+            <w:rFonts w:ascii="Times New Roman" w:hAnsi="Times New Roman" w:cs="Times New Roman"/>
+            <w:sz w:val="24"/>
+            <w:szCs w:val="24"/>
+          </w:rPr>
+          <w:t>https://www.cyber.gov.au/publication/detecting-socially-engineered-messages</w:t>
+        </w:r>
+      </w:hyperlink>
+    </w:p>
+    <w:p>
+      <w:pPr>
+        <w:pStyle w:val="ListParagraph"/>
+        <w:numPr>
+          <w:ilvl w:val="0"/>
+          <w:numId w:val="2"/>
+        </w:numPr>
+        <w:spacing w:after="70"/>
+        <w:jc w:val="both"/>
+        <w:rPr>
+          <w:rFonts w:ascii="Times New Roman" w:hAnsi="Times New Roman" w:cs="Times New Roman"/>
+          <w:color w:val="000000" w:themeColor="text1"/>
+          <w:sz w:val="24"/>
+          <w:szCs w:val="24"/>
+        </w:rPr>
+      </w:pPr>
+      <w:r>
+        <w:rPr>
+          <w:rFonts w:ascii="Times New Roman" w:hAnsi="Times New Roman" w:cs="Times New Roman"/>
+          <w:color w:val="000000" w:themeColor="text1"/>
+          <w:sz w:val="24"/>
+          <w:szCs w:val="24"/>
+        </w:rPr>
+        <w:t xml:space="preserve">Cybersecurity and Infrastructure Security Agency. (2024). Avoid phishing scams with Secure Our World. </w:t>
+      </w:r>
+      <w:hyperlink r:id="rId7" w:history="1">
+        <w:r>
+          <w:rPr>
+            <w:rStyle w:val="Hyperlink"/>
+            <w:rFonts w:ascii="Times New Roman" w:hAnsi="Times New Roman" w:cs="Times New Roman"/>
+            <w:sz w:val="24"/>
+            <w:szCs w:val="24"/>
+          </w:rPr>
+          <w:t>Secure Our World &amp; Cybersecurity Awareness Month Resources | CISA</w:t>
+        </w:r>
+      </w:hyperlink>
+      <w:r>
+        <w:rPr>
+          <w:rFonts w:ascii="Times New Roman" w:hAnsi="Times New Roman" w:cs="Times New Roman"/>
+          <w:color w:val="000000" w:themeColor="text1"/>
+          <w:sz w:val="24"/>
+          <w:szCs w:val="24"/>
+        </w:rPr>
+        <w:t xml:space="preserve"> </w:t>
       </w:r>
     </w:p>
     <w:p>
@@ -1928,118 +3107,10 @@
         <w:jc w:val="both"/>
         <w:rPr>
           <w:rFonts w:ascii="Times New Roman" w:hAnsi="Times New Roman" w:cs="Times New Roman"/>
-        </w:rPr>
-      </w:pPr>
-      <w:r>
-        <w:rPr>
-          <w:rFonts w:ascii="Times New Roman" w:hAnsi="Times New Roman" w:cs="Times New Roman"/>
-        </w:rPr>
-        <w:t>Module summary</w:t>
-      </w:r>
-    </w:p>
-    <w:p>
-      <w:pPr>
-        <w:jc w:val="both"/>
-        <w:rPr>
-          <w:rFonts w:ascii="Times New Roman" w:hAnsi="Times New Roman" w:cs="Times New Roman"/>
-        </w:rPr>
-      </w:pPr>
-      <w:r>
-        <w:rPr>
-          <w:rFonts w:ascii="Times New Roman" w:hAnsi="Times New Roman" w:cs="Times New Roman"/>
-        </w:rPr>
-        <w:t xml:space="preserve">Phishing and Social Engineering is an everyday responsibility. Employees should </w:t>
-      </w:r>
-      <w:proofErr w:type="spellStart"/>
-      <w:r>
-        <w:rPr>
-          <w:rFonts w:ascii="Times New Roman" w:hAnsi="Times New Roman" w:cs="Times New Roman"/>
-        </w:rPr>
-        <w:t>recognise</w:t>
-      </w:r>
-      <w:proofErr w:type="spellEnd"/>
-      <w:r>
-        <w:rPr>
-          <w:rFonts w:ascii="Times New Roman" w:hAnsi="Times New Roman" w:cs="Times New Roman"/>
-        </w:rPr>
-        <w:t xml:space="preserve"> warning signs, follow approved controls, protect information and report concerns early. These actions reduce the chance and impact of security incidents.</w:t>
-      </w:r>
-    </w:p>
-    <w:p>
-      <w:pPr>
-        <w:pStyle w:val="Heading1"/>
-        <w:jc w:val="both"/>
-        <w:rPr>
-          <w:rFonts w:ascii="Times New Roman" w:hAnsi="Times New Roman" w:cs="Times New Roman"/>
-        </w:rPr>
-      </w:pPr>
-      <w:r>
-        <w:rPr>
-          <w:rFonts w:ascii="Times New Roman" w:hAnsi="Times New Roman" w:cs="Times New Roman"/>
-        </w:rPr>
-        <w:t>References</w:t>
-      </w:r>
-    </w:p>
-    <w:p>
-      <w:pPr>
-        <w:pStyle w:val="ListBullet"/>
-        <w:tabs>
-          <w:tab w:val="num" w:pos="360"/>
-        </w:tabs>
-        <w:ind w:left="360" w:hanging="360"/>
-        <w:jc w:val="both"/>
-        <w:rPr>
-          <w:rFonts w:ascii="Times New Roman" w:hAnsi="Times New Roman" w:cs="Times New Roman"/>
-        </w:rPr>
-      </w:pPr>
-      <w:r>
-        <w:rPr>
-          <w:rFonts w:ascii="Times New Roman" w:hAnsi="Times New Roman" w:cs="Times New Roman"/>
-        </w:rPr>
-        <w:t>NIST. (2018). Framework for Improving Critical Infrastructure Cybersecurity, Version 1.1. https://doi.org/10.6028/NIST.CSWP.04162018</w:t>
-      </w:r>
-    </w:p>
-    <w:p>
-      <w:pPr>
-        <w:pStyle w:val="ListBullet"/>
-        <w:tabs>
-          <w:tab w:val="num" w:pos="360"/>
-        </w:tabs>
-        <w:ind w:left="360" w:hanging="360"/>
-        <w:jc w:val="both"/>
-        <w:rPr>
-          <w:rFonts w:ascii="Times New Roman" w:hAnsi="Times New Roman" w:cs="Times New Roman"/>
-        </w:rPr>
-      </w:pPr>
-      <w:r>
-        <w:rPr>
-          <w:rFonts w:ascii="Times New Roman" w:hAnsi="Times New Roman" w:cs="Times New Roman"/>
-        </w:rPr>
-        <w:t>Australian Cyber Security Centre. (2024). Cyber security guidance. https://www.cyber.gov.au/</w:t>
-      </w:r>
-    </w:p>
-    <w:p>
-      <w:pPr>
-        <w:pStyle w:val="ListBullet"/>
-        <w:tabs>
-          <w:tab w:val="num" w:pos="360"/>
-        </w:tabs>
-        <w:ind w:left="360" w:hanging="360"/>
-        <w:jc w:val="both"/>
-        <w:rPr>
-          <w:rFonts w:ascii="Times New Roman" w:hAnsi="Times New Roman" w:cs="Times New Roman"/>
-        </w:rPr>
-      </w:pPr>
-      <w:r>
-        <w:rPr>
-          <w:rFonts w:ascii="Times New Roman" w:hAnsi="Times New Roman" w:cs="Times New Roman"/>
-        </w:rPr>
-        <w:t>CISA. (2024). Recognize and report phishing. https://www.cisa.gov/</w:t>
-      </w:r>
-    </w:p>
-    <w:p>
-      <w:pPr>
-        <w:jc w:val="both"/>
+          <w:color w:val="000000" w:themeColor="text1"/>
+          <w:sz w:val="24"/>
+          <w:szCs w:val="24"/>
+        </w:rPr>
       </w:pPr>
     </w:p>
     <w:sectPr>
@@ -2075,8 +3146,124 @@
       </w:rPr>
     </w:lvl>
   </w:abstractNum>
+  <w:abstractNum w:abstractNumId="1" w15:restartNumberingAfterBreak="0">
+    <w:nsid w:val="3A033E80"/>
+    <w:multiLevelType w:val="hybridMultilevel"/>
+    <w:tmpl w:val="04B031B4"/>
+    <w:lvl w:ilvl="0" w:tplc="40090001">
+      <w:start w:val="1"/>
+      <w:numFmt w:val="bullet"/>
+      <w:lvlText w:val=""/>
+      <w:lvlJc w:val="left"/>
+      <w:pPr>
+        <w:ind w:left="720" w:hanging="360"/>
+      </w:pPr>
+      <w:rPr>
+        <w:rFonts w:ascii="Symbol" w:hAnsi="Symbol" w:hint="default"/>
+      </w:rPr>
+    </w:lvl>
+    <w:lvl w:ilvl="1" w:tplc="40090003" w:tentative="1">
+      <w:start w:val="1"/>
+      <w:numFmt w:val="bullet"/>
+      <w:lvlText w:val="o"/>
+      <w:lvlJc w:val="left"/>
+      <w:pPr>
+        <w:ind w:left="1440" w:hanging="360"/>
+      </w:pPr>
+      <w:rPr>
+        <w:rFonts w:ascii="Courier New" w:hAnsi="Courier New" w:cs="Courier New" w:hint="default"/>
+      </w:rPr>
+    </w:lvl>
+    <w:lvl w:ilvl="2" w:tplc="40090005" w:tentative="1">
+      <w:start w:val="1"/>
+      <w:numFmt w:val="bullet"/>
+      <w:lvlText w:val=""/>
+      <w:lvlJc w:val="left"/>
+      <w:pPr>
+        <w:ind w:left="2160" w:hanging="360"/>
+      </w:pPr>
+      <w:rPr>
+        <w:rFonts w:ascii="Wingdings" w:hAnsi="Wingdings" w:hint="default"/>
+      </w:rPr>
+    </w:lvl>
+    <w:lvl w:ilvl="3" w:tplc="40090001" w:tentative="1">
+      <w:start w:val="1"/>
+      <w:numFmt w:val="bullet"/>
+      <w:lvlText w:val=""/>
+      <w:lvlJc w:val="left"/>
+      <w:pPr>
+        <w:ind w:left="2880" w:hanging="360"/>
+      </w:pPr>
+      <w:rPr>
+        <w:rFonts w:ascii="Symbol" w:hAnsi="Symbol" w:hint="default"/>
+      </w:rPr>
+    </w:lvl>
+    <w:lvl w:ilvl="4" w:tplc="40090003" w:tentative="1">
+      <w:start w:val="1"/>
+      <w:numFmt w:val="bullet"/>
+      <w:lvlText w:val="o"/>
+      <w:lvlJc w:val="left"/>
+      <w:pPr>
+        <w:ind w:left="3600" w:hanging="360"/>
+      </w:pPr>
+      <w:rPr>
+        <w:rFonts w:ascii="Courier New" w:hAnsi="Courier New" w:cs="Courier New" w:hint="default"/>
+      </w:rPr>
+    </w:lvl>
+    <w:lvl w:ilvl="5" w:tplc="40090005" w:tentative="1">
+      <w:start w:val="1"/>
+      <w:numFmt w:val="bullet"/>
+      <w:lvlText w:val=""/>
+      <w:lvlJc w:val="left"/>
+      <w:pPr>
+        <w:ind w:left="4320" w:hanging="360"/>
+      </w:pPr>
+      <w:rPr>
+        <w:rFonts w:ascii="Wingdings" w:hAnsi="Wingdings" w:hint="default"/>
+      </w:rPr>
+    </w:lvl>
+    <w:lvl w:ilvl="6" w:tplc="40090001" w:tentative="1">
+      <w:start w:val="1"/>
+      <w:numFmt w:val="bullet"/>
+      <w:lvlText w:val=""/>
+      <w:lvlJc w:val="left"/>
+      <w:pPr>
+        <w:ind w:left="5040" w:hanging="360"/>
+      </w:pPr>
+      <w:rPr>
+        <w:rFonts w:ascii="Symbol" w:hAnsi="Symbol" w:hint="default"/>
+      </w:rPr>
+    </w:lvl>
+    <w:lvl w:ilvl="7" w:tplc="40090003" w:tentative="1">
+      <w:start w:val="1"/>
+      <w:numFmt w:val="bullet"/>
+      <w:lvlText w:val="o"/>
+      <w:lvlJc w:val="left"/>
+      <w:pPr>
+        <w:ind w:left="5760" w:hanging="360"/>
+      </w:pPr>
+      <w:rPr>
+        <w:rFonts w:ascii="Courier New" w:hAnsi="Courier New" w:cs="Courier New" w:hint="default"/>
+      </w:rPr>
+    </w:lvl>
+    <w:lvl w:ilvl="8" w:tplc="40090005" w:tentative="1">
+      <w:start w:val="1"/>
+      <w:numFmt w:val="bullet"/>
+      <w:lvlText w:val=""/>
+      <w:lvlJc w:val="left"/>
+      <w:pPr>
+        <w:ind w:left="6480" w:hanging="360"/>
+      </w:pPr>
+      <w:rPr>
+        <w:rFonts w:ascii="Wingdings" w:hAnsi="Wingdings" w:hint="default"/>
+      </w:rPr>
+    </w:lvl>
+  </w:abstractNum>
   <w:num w:numId="1" w16cid:durableId="875889035">
     <w:abstractNumId w:val="0"/>
+  </w:num>
+  <w:num w:numId="2" w16cid:durableId="1817918749">
+    <w:abstractNumId w:val="1"/>
   </w:num>
 </w:numbering>
 </file>
@@ -2695,7 +3882,6 @@
   <w:style w:type="character" w:default="1" w:styleId="DefaultParagraphFont">
     <w:name w:val="Default Paragraph Font"/>
     <w:uiPriority w:val="1"/>
-    <w:semiHidden/>
     <w:unhideWhenUsed/>
   </w:style>
   <w:style w:type="table" w:default="1" w:styleId="TableNormal">
@@ -3052,6 +4238,29 @@
       </w:tblBorders>
     </w:tblPr>
   </w:style>
+  <w:style w:type="character" w:styleId="Hyperlink">
+    <w:name w:val="Hyperlink"/>
+    <w:basedOn w:val="DefaultParagraphFont"/>
+    <w:uiPriority w:val="99"/>
+    <w:unhideWhenUsed/>
+    <w:rsid w:val="00A86C71"/>
+    <w:rPr>
+      <w:color w:val="467886" w:themeColor="hyperlink"/>
+      <w:u w:val="single"/>
+    </w:rPr>
+  </w:style>
+  <w:style w:type="character" w:styleId="UnresolvedMention">
+    <w:name w:val="Unresolved Mention"/>
+    <w:basedOn w:val="DefaultParagraphFont"/>
+    <w:uiPriority w:val="99"/>
+    <w:semiHidden/>
+    <w:unhideWhenUsed/>
+    <w:rsid w:val="00A86C71"/>
+    <w:rPr>
+      <w:color w:val="605E5C"/>
+      <w:shd w:val="clear" w:color="auto" w:fill="E1DFDD"/>
+    </w:rPr>
+  </w:style>
 </w:styles>
 </file>
 
